--- a/dic/خطابات جاهزة لتعديل/عدم قبول الخصائص الحيوية.docx
+++ b/dic/خطابات جاهزة لتعديل/عدم قبول الخصائص الحيوية.docx
@@ -2,6 +2,14 @@
 <file path=word/document.xml><?xml version="1.0" encoding="utf-8"?>
 <w:document xmlns:wpc="http://schemas.microsoft.com/office/word/2010/wordprocessingCanvas" xmlns:cx="http://schemas.microsoft.com/office/drawing/2014/chartex" xmlns:cx1="http://schemas.microsoft.com/office/drawing/2015/9/8/chartex" xmlns:cx2="http://schemas.microsoft.com/office/drawing/2015/10/21/chartex" xmlns:cx3="http://schemas.microsoft.com/office/drawing/2016/5/9/chartex" xmlns:cx4="http://schemas.microsoft.com/office/drawing/2016/5/10/chartex" xmlns:cx5="http://schemas.microsoft.com/office/drawing/2016/5/11/chartex" xmlns:cx6="http://schemas.microsoft.com/office/drawing/2016/5/12/chartex" xmlns:cx7="http://schemas.microsoft.com/office/drawing/2016/5/13/chartex" xmlns:cx8="http://schemas.microsoft.com/office/drawing/2016/5/14/chartex" xmlns:mc="http://schemas.openxmlformats.org/markup-compatibility/2006" xmlns:aink="http://schemas.microsoft.com/office/drawing/2016/ink" xmlns:am3d="http://schemas.microsoft.com/office/drawing/2017/model3d" xmlns:o="urn:schemas-microsoft-com:office:office" xmlns:oel="http://schemas.microsoft.com/office/2019/extlst" xmlns:r="http://schemas.openxmlformats.org/officeDocument/2006/relationships" xmlns:m="http://schemas.openxmlformats.org/officeDocument/2006/math" xmlns:v="urn:schemas-microsoft-com:vml" xmlns:wp14="http://schemas.microsoft.com/office/word/2010/wordprocessingDrawing" xmlns:wp="http://schemas.openxmlformats.org/drawingml/2006/wordprocessingDrawing" xmlns:w10="urn:schemas-microsoft-com:office:word" xmlns:w="http://schemas.openxmlformats.org/wordprocessingml/2006/main" xmlns:w14="http://schemas.microsoft.com/office/word/2010/wordml" xmlns:w15="http://schemas.microsoft.com/office/word/2012/wordml" xmlns:w16cex="http://schemas.microsoft.com/office/word/2018/wordml/cex" xmlns:w16cid="http://schemas.microsoft.com/office/word/2016/wordml/cid" xmlns:w16="http://schemas.microsoft.com/office/word/2018/wordml" xmlns:w16du="http://schemas.microsoft.com/office/word/2023/wordml/word16du" xmlns:w16sdtdh="http://schemas.microsoft.com/office/word/2020/wordml/sdtdatahash" xmlns:w16se="http://schemas.microsoft.com/office/word/2015/wordml/symex" xmlns:wpg="http://schemas.microsoft.com/office/word/2010/wordprocessingGroup" xmlns:wpi="http://schemas.microsoft.com/office/word/2010/wordprocessingInk" xmlns:wne="http://schemas.microsoft.com/office/word/2006/wordml" xmlns:wps="http://schemas.microsoft.com/office/word/2010/wordprocessingShape" mc:Ignorable="w14 w15 w16se w16cid w16 w16cex w16sdtdh w16du wp14">
   <w:body>
+    <w:p>
+      <w:pPr>
+        <w:bidi w:val="0"/>
+        <w:rPr>
+          <w:rtl/>
+        </w:rPr>
+      </w:pPr>
+    </w:p>
     <w:p>
       <w:pPr>
         <w:bidi w:val="0"/>
@@ -67,7 +75,7 @@
             <w:pPr>
               <w:jc w:val="center"/>
               <w:rPr>
-                <w:rFonts w:asciiTheme="minorBidi" w:hAnsiTheme="minorBidi"/>
+                <w:rFonts w:asciiTheme="minorBidi" w:hAnsiTheme="minorBidi" w:cs="AL-Mohanad Bold"/>
                 <w:b/>
                 <w:bCs/>
                 <w:color w:val="000000" w:themeColor="text1"/>
@@ -77,7 +85,7 @@
             </w:pPr>
             <w:r>
               <w:rPr>
-                <w:rFonts w:asciiTheme="minorBidi" w:hAnsiTheme="minorBidi"/>
+                <w:rFonts w:asciiTheme="minorBidi" w:hAnsiTheme="minorBidi" w:cs="AL-Mohanad Bold"/>
                 <w:b/>
                 <w:bCs/>
                 <w:color w:val="000000" w:themeColor="text1"/>
@@ -105,7 +113,7 @@
             <w:pPr>
               <w:jc w:val="center"/>
               <w:rPr>
-                <w:rFonts w:asciiTheme="minorBidi" w:hAnsiTheme="minorBidi"/>
+                <w:rFonts w:asciiTheme="minorBidi" w:hAnsiTheme="minorBidi" w:cs="AL-Mohanad Bold"/>
                 <w:b/>
                 <w:bCs/>
                 <w:color w:val="000000" w:themeColor="text1"/>
@@ -116,7 +124,7 @@
             </w:pPr>
             <w:r>
               <w:rPr>
-                <w:rFonts w:asciiTheme="minorBidi" w:hAnsiTheme="minorBidi"/>
+                <w:rFonts w:asciiTheme="minorBidi" w:hAnsiTheme="minorBidi" w:cs="AL-Mohanad Bold"/>
                 <w:b/>
                 <w:bCs/>
                 <w:color w:val="000000" w:themeColor="text1"/>
@@ -144,7 +152,7 @@
             <w:pPr>
               <w:jc w:val="center"/>
               <w:rPr>
-                <w:rFonts w:asciiTheme="minorBidi" w:hAnsiTheme="minorBidi"/>
+                <w:rFonts w:asciiTheme="minorBidi" w:hAnsiTheme="minorBidi" w:cs="AL-Mohanad Bold"/>
                 <w:b/>
                 <w:bCs/>
                 <w:color w:val="000000" w:themeColor="text1"/>
@@ -155,7 +163,7 @@
             </w:pPr>
             <w:r>
               <w:rPr>
-                <w:rFonts w:asciiTheme="minorBidi" w:hAnsiTheme="minorBidi"/>
+                <w:rFonts w:asciiTheme="minorBidi" w:hAnsiTheme="minorBidi" w:cs="AL-Mohanad Bold"/>
                 <w:b/>
                 <w:bCs/>
                 <w:color w:val="000000" w:themeColor="text1"/>
@@ -186,7 +194,7 @@
             <w:pPr>
               <w:jc w:val="center"/>
               <w:rPr>
-                <w:rFonts w:asciiTheme="minorBidi" w:hAnsiTheme="minorBidi"/>
+                <w:rFonts w:asciiTheme="minorBidi" w:hAnsiTheme="minorBidi" w:cs="AL-Mohanad Bold"/>
                 <w:color w:val="000000" w:themeColor="text1"/>
                 <w:sz w:val="28"/>
                 <w:szCs w:val="28"/>
@@ -211,7 +219,7 @@
             <w:pPr>
               <w:jc w:val="center"/>
               <w:rPr>
-                <w:rFonts w:asciiTheme="minorBidi" w:hAnsiTheme="minorBidi"/>
+                <w:rFonts w:asciiTheme="minorBidi" w:hAnsiTheme="minorBidi" w:cs="AL-Mohanad Bold"/>
                 <w:color w:val="000000" w:themeColor="text1"/>
                 <w:sz w:val="28"/>
                 <w:szCs w:val="28"/>
@@ -235,7 +243,7 @@
             <w:pPr>
               <w:jc w:val="center"/>
               <w:rPr>
-                <w:rFonts w:asciiTheme="minorBidi" w:hAnsiTheme="minorBidi"/>
+                <w:rFonts w:asciiTheme="minorBidi" w:hAnsiTheme="minorBidi" w:cs="AL-Mohanad Bold"/>
                 <w:color w:val="000000" w:themeColor="text1"/>
                 <w:sz w:val="28"/>
                 <w:szCs w:val="28"/>
@@ -250,82 +258,121 @@
     <w:p>
       <w:pPr>
         <w:rPr>
-          <w:rFonts w:asciiTheme="minorBidi" w:hAnsiTheme="minorBidi"/>
-          <w:b/>
-          <w:bCs/>
-          <w:color w:val="000000" w:themeColor="text1"/>
-          <w:sz w:val="40"/>
-          <w:szCs w:val="40"/>
+          <w:rFonts w:asciiTheme="minorBidi" w:hAnsiTheme="minorBidi" w:cs="AL-Mateen"/>
+          <w:color w:val="000000" w:themeColor="text1"/>
+          <w:sz w:val="36"/>
+          <w:szCs w:val="36"/>
+          <w:rtl/>
         </w:rPr>
       </w:pPr>
+      <w:r>
+        <w:rPr>
+          <w:rFonts w:asciiTheme="minorBidi" w:hAnsiTheme="minorBidi" w:cs="AL-Mateen" w:hint="cs"/>
+          <w:color w:val="000000" w:themeColor="text1"/>
+          <w:sz w:val="36"/>
+          <w:szCs w:val="36"/>
+          <w:rtl/>
+        </w:rPr>
+        <w:t>سعادة مدير جوازات مطار الملك خالد الدولي</w:t>
+      </w:r>
+      <w:r>
+        <w:rPr>
+          <w:rFonts w:ascii="Cambria" w:hAnsi="Cambria" w:cs="AL-Mateen"/>
+          <w:color w:val="000000" w:themeColor="text1"/>
+          <w:sz w:val="36"/>
+          <w:szCs w:val="36"/>
+          <w:rtl/>
+        </w:rPr>
+        <w:t>   </w:t>
+      </w:r>
+      <w:r>
+        <w:rPr>
+          <w:rFonts w:asciiTheme="minorBidi" w:hAnsiTheme="minorBidi" w:cs="AL-Mateen" w:hint="cs"/>
+          <w:color w:val="000000" w:themeColor="text1"/>
+          <w:sz w:val="36"/>
+          <w:szCs w:val="36"/>
+          <w:rtl/>
+        </w:rPr>
+        <w:t xml:space="preserve">           </w:t>
+      </w:r>
+      <w:r>
+        <w:rPr>
+          <w:rFonts w:ascii="Cambria" w:hAnsi="Cambria" w:cs="AL-Mateen"/>
+          <w:color w:val="000000" w:themeColor="text1"/>
+          <w:sz w:val="36"/>
+          <w:szCs w:val="36"/>
+          <w:rtl/>
+        </w:rPr>
+        <w:t>    </w:t>
+      </w:r>
+      <w:r>
+        <w:rPr>
+          <w:rFonts w:asciiTheme="minorBidi" w:hAnsiTheme="minorBidi" w:cs="AL-Mateen" w:hint="cs"/>
+          <w:color w:val="000000" w:themeColor="text1"/>
+          <w:sz w:val="36"/>
+          <w:szCs w:val="36"/>
+          <w:rtl/>
+        </w:rPr>
+        <w:t xml:space="preserve"> الموقر </w:t>
+      </w:r>
     </w:p>
     <w:p>
       <w:pPr>
         <w:rPr>
-          <w:rFonts w:asciiTheme="minorBidi" w:hAnsiTheme="minorBidi" w:cs="PT Bold Heading"/>
+          <w:rFonts w:asciiTheme="minorBidi" w:hAnsiTheme="minorBidi" w:cs="AL-Mateen"/>
+          <w:color w:val="000000" w:themeColor="text1"/>
+          <w:sz w:val="36"/>
+          <w:szCs w:val="36"/>
+          <w:rtl/>
+        </w:rPr>
+      </w:pPr>
+      <w:r>
+        <w:rPr>
+          <w:rFonts w:asciiTheme="minorBidi" w:hAnsiTheme="minorBidi" w:cs="AL-Mateen"/>
           <w:color w:val="000000" w:themeColor="text1"/>
           <w:sz w:val="32"/>
           <w:szCs w:val="32"/>
           <w:rtl/>
         </w:rPr>
-      </w:pPr>
-      <w:r>
-        <w:rPr>
-          <w:rFonts w:asciiTheme="minorBidi" w:hAnsiTheme="minorBidi" w:cs="PT Bold Heading" w:hint="cs"/>
-          <w:color w:val="000000" w:themeColor="text1"/>
-          <w:sz w:val="32"/>
-          <w:szCs w:val="32"/>
-          <w:rtl/>
-        </w:rPr>
-        <w:t>سعادة مدير جوازات مطار الملك خالد الدولي</w:t>
-      </w:r>
-      <w:r>
-        <w:rPr>
-          <w:rFonts w:ascii="Cambria" w:hAnsi="Cambria" w:cs="Times New Roman"/>
-          <w:color w:val="000000" w:themeColor="text1"/>
-          <w:sz w:val="32"/>
-          <w:szCs w:val="32"/>
-          <w:rtl/>
-        </w:rPr>
-        <w:t>             </w:t>
-      </w:r>
-      <w:r>
-        <w:rPr>
-          <w:rFonts w:asciiTheme="minorBidi" w:hAnsiTheme="minorBidi" w:cs="PT Bold Heading" w:hint="cs"/>
-          <w:color w:val="000000" w:themeColor="text1"/>
-          <w:sz w:val="32"/>
-          <w:szCs w:val="32"/>
-          <w:rtl/>
-        </w:rPr>
-        <w:t xml:space="preserve">           </w:t>
-      </w:r>
-      <w:r>
-        <w:rPr>
-          <w:rFonts w:ascii="Cambria" w:hAnsi="Cambria" w:cs="Times New Roman"/>
-          <w:color w:val="000000" w:themeColor="text1"/>
-          <w:sz w:val="32"/>
-          <w:szCs w:val="32"/>
-          <w:rtl/>
-        </w:rPr>
-        <w:t>    </w:t>
-      </w:r>
-      <w:r>
-        <w:rPr>
-          <w:rFonts w:asciiTheme="minorBidi" w:hAnsiTheme="minorBidi" w:cs="PT Bold Heading" w:hint="cs"/>
-          <w:color w:val="000000" w:themeColor="text1"/>
-          <w:sz w:val="32"/>
-          <w:szCs w:val="32"/>
-          <w:rtl/>
-        </w:rPr>
-        <w:t xml:space="preserve"> الموقر </w:t>
+        <w:t>         </w:t>
+      </w:r>
+      <w:r>
+        <w:rPr>
+          <w:rFonts w:asciiTheme="minorBidi" w:hAnsiTheme="minorBidi" w:cs="AL-Mateen"/>
+          <w:color w:val="000000" w:themeColor="text1"/>
+          <w:sz w:val="36"/>
+          <w:szCs w:val="36"/>
+          <w:rtl/>
+        </w:rPr>
+        <w:t xml:space="preserve">السلام عليكم ورحمة الله </w:t>
+      </w:r>
+      <w:proofErr w:type="gramStart"/>
+      <w:r>
+        <w:rPr>
+          <w:rFonts w:asciiTheme="minorBidi" w:hAnsiTheme="minorBidi" w:cs="AL-Mateen"/>
+          <w:color w:val="000000" w:themeColor="text1"/>
+          <w:sz w:val="36"/>
+          <w:szCs w:val="36"/>
+          <w:rtl/>
+        </w:rPr>
+        <w:t>وبركاته،،،</w:t>
+      </w:r>
+      <w:proofErr w:type="gramEnd"/>
+      <w:r>
+        <w:rPr>
+          <w:rFonts w:asciiTheme="minorBidi" w:hAnsiTheme="minorBidi" w:cs="AL-Mateen"/>
+          <w:color w:val="000000" w:themeColor="text1"/>
+          <w:sz w:val="36"/>
+          <w:szCs w:val="36"/>
+          <w:rtl/>
+        </w:rPr>
+        <w:t>وبعد:</w:t>
       </w:r>
     </w:p>
     <w:p>
       <w:pPr>
         <w:rPr>
-          <w:rFonts w:asciiTheme="minorBidi" w:hAnsiTheme="minorBidi"/>
-          <w:b/>
-          <w:bCs/>
+          <w:rFonts w:asciiTheme="minorBidi" w:hAnsiTheme="minorBidi" w:cs="AL-Mohanad Bold"/>
           <w:color w:val="000000" w:themeColor="text1"/>
           <w:sz w:val="36"/>
           <w:szCs w:val="36"/>
@@ -334,270 +381,322 @@
       </w:pPr>
       <w:r>
         <w:rPr>
-          <w:rFonts w:asciiTheme="minorBidi" w:hAnsiTheme="minorBidi"/>
-          <w:b/>
-          <w:bCs/>
-          <w:color w:val="000000" w:themeColor="text1"/>
-          <w:sz w:val="32"/>
-          <w:szCs w:val="32"/>
-          <w:rtl/>
-        </w:rPr>
-        <w:t>         </w:t>
-      </w:r>
-      <w:r>
-        <w:rPr>
-          <w:rFonts w:asciiTheme="minorBidi" w:hAnsiTheme="minorBidi"/>
-          <w:b/>
-          <w:bCs/>
-          <w:color w:val="000000" w:themeColor="text1"/>
-          <w:sz w:val="36"/>
-          <w:szCs w:val="36"/>
-          <w:rtl/>
-        </w:rPr>
-        <w:t xml:space="preserve">السلام عليكم ورحمة الله </w:t>
-      </w:r>
+          <w:rFonts w:asciiTheme="minorBidi" w:hAnsiTheme="minorBidi" w:cs="AL-Mohanad Bold"/>
+          <w:color w:val="000000" w:themeColor="text1"/>
+          <w:sz w:val="34"/>
+          <w:szCs w:val="34"/>
+          <w:rtl/>
+        </w:rPr>
+        <w:t xml:space="preserve"> </w:t>
+      </w:r>
+      <w:r>
+        <w:rPr>
+          <w:rFonts w:asciiTheme="minorBidi" w:hAnsiTheme="minorBidi" w:cs="AL-Mohanad Bold"/>
+          <w:color w:val="000000" w:themeColor="text1"/>
+          <w:sz w:val="36"/>
+          <w:szCs w:val="36"/>
+          <w:rtl/>
+        </w:rPr>
+        <w:t>افيد سعادتكم بانه خلال استلامنا لهذا اليوم</w:t>
+      </w:r>
+      <w:bookmarkStart w:id="3" w:name="a"/>
+      <w:bookmarkEnd w:id="3"/>
+      <w:r>
+        <w:rPr>
+          <w:rFonts w:asciiTheme="minorBidi" w:hAnsiTheme="minorBidi" w:cs="AL-Mohanad Bold"/>
+          <w:color w:val="000000" w:themeColor="text1"/>
+          <w:sz w:val="36"/>
+          <w:szCs w:val="36"/>
+        </w:rPr>
+        <w:t xml:space="preserve"> </w:t>
+      </w:r>
+      <w:r>
+        <w:rPr>
+          <w:rFonts w:asciiTheme="minorBidi" w:hAnsiTheme="minorBidi" w:cs="AL-Mohanad Bold" w:hint="cs"/>
+          <w:color w:val="000000" w:themeColor="text1"/>
+          <w:sz w:val="36"/>
+          <w:szCs w:val="36"/>
+          <w:rtl/>
+        </w:rPr>
+        <w:t>...........</w:t>
+      </w:r>
+      <w:r>
+        <w:rPr>
+          <w:rFonts w:asciiTheme="minorBidi" w:hAnsiTheme="minorBidi" w:cs="AL-Mohanad Bold"/>
+          <w:color w:val="000000" w:themeColor="text1"/>
+          <w:sz w:val="36"/>
+          <w:szCs w:val="36"/>
+          <w:rtl/>
+        </w:rPr>
+        <w:t xml:space="preserve"> الموافق</w:t>
+      </w:r>
+      <w:bookmarkStart w:id="4" w:name="b"/>
+      <w:bookmarkEnd w:id="4"/>
+      <w:r>
+        <w:rPr>
+          <w:rFonts w:asciiTheme="minorBidi" w:hAnsiTheme="minorBidi" w:cs="AL-Mohanad Bold" w:hint="cs"/>
+          <w:color w:val="000000" w:themeColor="text1"/>
+          <w:sz w:val="36"/>
+          <w:szCs w:val="36"/>
+          <w:rtl/>
+        </w:rPr>
+        <w:t xml:space="preserve"> ..................</w:t>
+      </w:r>
+      <w:r>
+        <w:rPr>
+          <w:rFonts w:asciiTheme="minorBidi" w:hAnsiTheme="minorBidi" w:cs="AL-Mohanad Bold"/>
+          <w:color w:val="000000" w:themeColor="text1"/>
+          <w:sz w:val="36"/>
+          <w:szCs w:val="36"/>
+          <w:rtl/>
+        </w:rPr>
+        <w:t xml:space="preserve">  </w:t>
+      </w:r>
+      <w:r>
+        <w:rPr>
+          <w:rFonts w:asciiTheme="minorBidi" w:hAnsiTheme="minorBidi" w:cs="AL-Mohanad Bold" w:hint="cs"/>
+          <w:color w:val="000000" w:themeColor="text1"/>
+          <w:sz w:val="36"/>
+          <w:szCs w:val="36"/>
+          <w:rtl/>
+        </w:rPr>
+        <w:t>راجعنا</w:t>
+      </w:r>
+      <w:r>
+        <w:rPr>
+          <w:rFonts w:asciiTheme="minorBidi" w:hAnsiTheme="minorBidi" w:cs="AL-Mohanad Bold"/>
+          <w:color w:val="000000" w:themeColor="text1"/>
+          <w:sz w:val="36"/>
+          <w:szCs w:val="36"/>
+          <w:rtl/>
+        </w:rPr>
+        <w:t xml:space="preserve"> الموضح بياناته باعلاه بقصد المغادرة على الخطوط </w:t>
+      </w:r>
+      <w:bookmarkStart w:id="5" w:name="h"/>
+      <w:bookmarkEnd w:id="5"/>
+      <w:r>
+        <w:rPr>
+          <w:rFonts w:asciiTheme="minorBidi" w:hAnsiTheme="minorBidi" w:cs="AL-Mohanad Bold"/>
+          <w:color w:val="000000" w:themeColor="text1"/>
+          <w:sz w:val="36"/>
+          <w:szCs w:val="36"/>
+          <w:rtl/>
+        </w:rPr>
+        <w:t>السعودية رقم (</w:t>
+      </w:r>
+      <w:bookmarkStart w:id="6" w:name="i"/>
+      <w:bookmarkEnd w:id="6"/>
       <w:proofErr w:type="gramStart"/>
       <w:r>
         <w:rPr>
-          <w:rFonts w:asciiTheme="minorBidi" w:hAnsiTheme="minorBidi"/>
-          <w:b/>
-          <w:bCs/>
-          <w:color w:val="000000" w:themeColor="text1"/>
-          <w:sz w:val="36"/>
-          <w:szCs w:val="36"/>
-          <w:rtl/>
-        </w:rPr>
-        <w:t>وبركاته،،،</w:t>
+          <w:rFonts w:asciiTheme="minorBidi" w:hAnsiTheme="minorBidi" w:cs="AL-Mohanad Bold" w:hint="cs"/>
+          <w:color w:val="000000" w:themeColor="text1"/>
+          <w:sz w:val="36"/>
+          <w:szCs w:val="36"/>
+          <w:rtl/>
+        </w:rPr>
+        <w:t xml:space="preserve">........... </w:t>
+      </w:r>
+      <w:r>
+        <w:rPr>
+          <w:rFonts w:asciiTheme="minorBidi" w:hAnsiTheme="minorBidi" w:cs="AL-Mohanad Bold"/>
+          <w:color w:val="000000" w:themeColor="text1"/>
+          <w:sz w:val="36"/>
+          <w:szCs w:val="36"/>
+          <w:rtl/>
+        </w:rPr>
+        <w:t>)</w:t>
       </w:r>
       <w:proofErr w:type="gramEnd"/>
       <w:r>
         <w:rPr>
-          <w:rFonts w:asciiTheme="minorBidi" w:hAnsiTheme="minorBidi"/>
-          <w:b/>
-          <w:bCs/>
-          <w:color w:val="000000" w:themeColor="text1"/>
-          <w:sz w:val="36"/>
-          <w:szCs w:val="36"/>
-          <w:rtl/>
-        </w:rPr>
-        <w:t>وبعد:</w:t>
+          <w:rFonts w:asciiTheme="minorBidi" w:hAnsiTheme="minorBidi" w:cs="AL-Mohanad Bold"/>
+          <w:color w:val="000000" w:themeColor="text1"/>
+          <w:sz w:val="36"/>
+          <w:szCs w:val="36"/>
+          <w:rtl/>
+        </w:rPr>
+        <w:t xml:space="preserve"> والمتجهة الى </w:t>
+      </w:r>
+      <w:r>
+        <w:rPr>
+          <w:rFonts w:asciiTheme="minorBidi" w:hAnsiTheme="minorBidi" w:cs="AL-Mohanad Bold" w:hint="cs"/>
+          <w:color w:val="000000" w:themeColor="text1"/>
+          <w:sz w:val="36"/>
+          <w:szCs w:val="36"/>
+          <w:rtl/>
+        </w:rPr>
+        <w:t>.............</w:t>
+      </w:r>
+      <w:r>
+        <w:rPr>
+          <w:rFonts w:asciiTheme="minorBidi" w:hAnsiTheme="minorBidi" w:cs="AL-Mohanad Bold"/>
+          <w:color w:val="000000" w:themeColor="text1"/>
+          <w:sz w:val="36"/>
+          <w:szCs w:val="36"/>
+          <w:rtl/>
+        </w:rPr>
+        <w:t xml:space="preserve"> </w:t>
+      </w:r>
+      <w:bookmarkStart w:id="7" w:name="ww"/>
+      <w:bookmarkEnd w:id="7"/>
+      <w:r>
+        <w:rPr>
+          <w:rFonts w:asciiTheme="minorBidi" w:hAnsiTheme="minorBidi" w:cs="AL-Mohanad Bold"/>
+          <w:color w:val="000000" w:themeColor="text1"/>
+          <w:sz w:val="36"/>
+          <w:szCs w:val="36"/>
+          <w:rtl/>
+        </w:rPr>
+        <w:t>وعند الشروع في انهاء</w:t>
+      </w:r>
+      <w:r>
+        <w:rPr>
+          <w:rFonts w:asciiTheme="minorBidi" w:hAnsiTheme="minorBidi" w:cs="AL-Mohanad Bold" w:hint="cs"/>
+          <w:color w:val="000000" w:themeColor="text1"/>
+          <w:sz w:val="36"/>
+          <w:szCs w:val="36"/>
+          <w:rtl/>
+        </w:rPr>
+        <w:t xml:space="preserve"> إجراءات</w:t>
+      </w:r>
+      <w:r>
+        <w:rPr>
+          <w:rFonts w:asciiTheme="minorBidi" w:hAnsiTheme="minorBidi" w:cs="AL-Mohanad Bold"/>
+          <w:color w:val="000000" w:themeColor="text1"/>
+          <w:sz w:val="36"/>
+          <w:szCs w:val="36"/>
+          <w:rtl/>
+        </w:rPr>
+        <w:t xml:space="preserve"> مغادرته</w:t>
+      </w:r>
+      <w:r>
+        <w:rPr>
+          <w:rFonts w:asciiTheme="minorBidi" w:hAnsiTheme="minorBidi" w:cs="AL-Mohanad Bold" w:hint="cs"/>
+          <w:color w:val="000000" w:themeColor="text1"/>
+          <w:sz w:val="36"/>
+          <w:szCs w:val="36"/>
+          <w:rtl/>
+        </w:rPr>
+        <w:t xml:space="preserve"> وتحقق من الخصائص </w:t>
+      </w:r>
+      <w:proofErr w:type="gramStart"/>
+      <w:r>
+        <w:rPr>
+          <w:rFonts w:asciiTheme="minorBidi" w:hAnsiTheme="minorBidi" w:cs="AL-Mohanad Bold" w:hint="cs"/>
+          <w:color w:val="000000" w:themeColor="text1"/>
+          <w:sz w:val="36"/>
+          <w:szCs w:val="36"/>
+          <w:rtl/>
+        </w:rPr>
+        <w:t xml:space="preserve">الحيوية </w:t>
+      </w:r>
+      <w:r>
+        <w:rPr>
+          <w:rFonts w:asciiTheme="minorBidi" w:hAnsiTheme="minorBidi" w:cs="AL-Mohanad Bold"/>
+          <w:color w:val="000000" w:themeColor="text1"/>
+          <w:sz w:val="36"/>
+          <w:szCs w:val="36"/>
+          <w:rtl/>
+        </w:rPr>
+        <w:t xml:space="preserve"> لم</w:t>
+      </w:r>
+      <w:proofErr w:type="gramEnd"/>
+      <w:r>
+        <w:rPr>
+          <w:rFonts w:asciiTheme="minorBidi" w:hAnsiTheme="minorBidi" w:cs="AL-Mohanad Bold"/>
+          <w:color w:val="000000" w:themeColor="text1"/>
+          <w:sz w:val="36"/>
+          <w:szCs w:val="36"/>
+          <w:rtl/>
+        </w:rPr>
+        <w:t xml:space="preserve"> </w:t>
+      </w:r>
+      <w:r>
+        <w:rPr>
+          <w:rFonts w:asciiTheme="minorBidi" w:hAnsiTheme="minorBidi" w:cs="AL-Mohanad Bold" w:hint="cs"/>
+          <w:color w:val="000000" w:themeColor="text1"/>
+          <w:sz w:val="36"/>
+          <w:szCs w:val="36"/>
+          <w:rtl/>
+        </w:rPr>
+        <w:t>يتم قبول</w:t>
+      </w:r>
+      <w:r>
+        <w:rPr>
+          <w:rFonts w:asciiTheme="minorBidi" w:hAnsiTheme="minorBidi" w:cs="AL-Mohanad Bold"/>
+          <w:color w:val="000000" w:themeColor="text1"/>
+          <w:sz w:val="36"/>
+          <w:szCs w:val="36"/>
+          <w:rtl/>
+        </w:rPr>
+        <w:t xml:space="preserve"> الخصائص الحيوية وحيث تم الاستعلام عن الخصائص الحيوية بالطرق الأربعة والتشييك بنظام الممنوعين والمطلوبين ولم يوجد عليه أي ملاحظات.</w:t>
       </w:r>
     </w:p>
     <w:p>
       <w:pPr>
         <w:rPr>
-          <w:rFonts w:asciiTheme="minorBidi" w:hAnsiTheme="minorBidi"/>
-          <w:color w:val="000000" w:themeColor="text1"/>
-          <w:sz w:val="36"/>
-          <w:szCs w:val="36"/>
-          <w:rtl/>
-        </w:rPr>
-      </w:pPr>
-      <w:r>
-        <w:rPr>
-          <w:rFonts w:asciiTheme="minorBidi" w:hAnsiTheme="minorBidi"/>
+          <w:rFonts w:asciiTheme="minorBidi" w:hAnsiTheme="minorBidi" w:cs="AL-Mohanad Bold"/>
           <w:color w:val="000000" w:themeColor="text1"/>
           <w:sz w:val="34"/>
           <w:szCs w:val="34"/>
           <w:rtl/>
         </w:rPr>
+      </w:pPr>
+      <w:r>
+        <w:rPr>
+          <w:rFonts w:asciiTheme="minorBidi" w:hAnsiTheme="minorBidi" w:cs="AL-Mohanad Bold"/>
+          <w:color w:val="000000" w:themeColor="text1"/>
+          <w:sz w:val="36"/>
+          <w:szCs w:val="36"/>
+          <w:rtl/>
+        </w:rPr>
+        <w:t xml:space="preserve"> وبحسب</w:t>
+      </w:r>
+      <w:r>
+        <w:rPr>
+          <w:rFonts w:asciiTheme="minorBidi" w:hAnsiTheme="minorBidi" w:cs="AL-Mohanad Bold" w:hint="cs"/>
+          <w:color w:val="000000" w:themeColor="text1"/>
+          <w:sz w:val="36"/>
+          <w:szCs w:val="36"/>
+          <w:rtl/>
+        </w:rPr>
+        <w:t xml:space="preserve"> توجيهات</w:t>
+      </w:r>
+      <w:r>
+        <w:rPr>
+          <w:rFonts w:asciiTheme="minorBidi" w:hAnsiTheme="minorBidi" w:cs="AL-Mohanad Bold"/>
+          <w:color w:val="000000" w:themeColor="text1"/>
+          <w:sz w:val="36"/>
+          <w:szCs w:val="36"/>
+          <w:rtl/>
+        </w:rPr>
         <w:t xml:space="preserve"> </w:t>
       </w:r>
       <w:r>
         <w:rPr>
-          <w:rFonts w:asciiTheme="minorBidi" w:hAnsiTheme="minorBidi"/>
-          <w:color w:val="000000" w:themeColor="text1"/>
-          <w:sz w:val="36"/>
-          <w:szCs w:val="36"/>
-          <w:rtl/>
-        </w:rPr>
-        <w:t>افيد سعادتكم بانه خلال استلامنا لهذا اليوم</w:t>
-      </w:r>
-      <w:bookmarkStart w:id="3" w:name="a"/>
-      <w:bookmarkEnd w:id="3"/>
-      <w:r>
-        <w:rPr>
-          <w:rFonts w:asciiTheme="minorBidi" w:hAnsiTheme="minorBidi"/>
-          <w:color w:val="000000" w:themeColor="text1"/>
-          <w:sz w:val="36"/>
-          <w:szCs w:val="36"/>
-        </w:rPr>
-        <w:t xml:space="preserve"> </w:t>
-      </w:r>
-      <w:r>
-        <w:rPr>
-          <w:rFonts w:asciiTheme="minorBidi" w:hAnsiTheme="minorBidi" w:hint="cs"/>
-          <w:color w:val="000000" w:themeColor="text1"/>
-          <w:sz w:val="36"/>
-          <w:szCs w:val="36"/>
-          <w:rtl/>
-        </w:rPr>
-        <w:t>...........</w:t>
-      </w:r>
-      <w:r>
-        <w:rPr>
-          <w:rFonts w:asciiTheme="minorBidi" w:hAnsiTheme="minorBidi"/>
-          <w:color w:val="000000" w:themeColor="text1"/>
-          <w:sz w:val="36"/>
-          <w:szCs w:val="36"/>
-          <w:rtl/>
-        </w:rPr>
-        <w:t xml:space="preserve"> الموافق</w:t>
-      </w:r>
-      <w:bookmarkStart w:id="4" w:name="b"/>
-      <w:bookmarkEnd w:id="4"/>
-      <w:r>
-        <w:rPr>
-          <w:rFonts w:asciiTheme="minorBidi" w:hAnsiTheme="minorBidi" w:hint="cs"/>
-          <w:color w:val="000000" w:themeColor="text1"/>
-          <w:sz w:val="36"/>
-          <w:szCs w:val="36"/>
-          <w:rtl/>
-        </w:rPr>
-        <w:t xml:space="preserve"> ..................</w:t>
-      </w:r>
-      <w:r>
-        <w:rPr>
-          <w:rFonts w:asciiTheme="minorBidi" w:hAnsiTheme="minorBidi"/>
-          <w:color w:val="000000" w:themeColor="text1"/>
-          <w:sz w:val="36"/>
-          <w:szCs w:val="36"/>
-          <w:rtl/>
-        </w:rPr>
-        <w:t xml:space="preserve">  </w:t>
-      </w:r>
-      <w:r>
-        <w:rPr>
-          <w:rFonts w:asciiTheme="minorBidi" w:hAnsiTheme="minorBidi" w:hint="cs"/>
-          <w:color w:val="000000" w:themeColor="text1"/>
-          <w:sz w:val="36"/>
-          <w:szCs w:val="36"/>
-          <w:rtl/>
-        </w:rPr>
-        <w:t>راجعنا</w:t>
-      </w:r>
-      <w:r>
-        <w:rPr>
-          <w:rFonts w:asciiTheme="minorBidi" w:hAnsiTheme="minorBidi"/>
-          <w:color w:val="000000" w:themeColor="text1"/>
-          <w:sz w:val="36"/>
-          <w:szCs w:val="36"/>
-          <w:rtl/>
-        </w:rPr>
-        <w:t xml:space="preserve"> الموضح بياناته باعلاه بقصد المغادرة على الخطوط </w:t>
-      </w:r>
-      <w:bookmarkStart w:id="5" w:name="h"/>
-      <w:bookmarkEnd w:id="5"/>
-      <w:r>
-        <w:rPr>
-          <w:rFonts w:asciiTheme="minorBidi" w:hAnsiTheme="minorBidi"/>
-          <w:color w:val="000000" w:themeColor="text1"/>
-          <w:sz w:val="36"/>
-          <w:szCs w:val="36"/>
-          <w:rtl/>
-        </w:rPr>
-        <w:t>السعودية رقم (</w:t>
-      </w:r>
-      <w:bookmarkStart w:id="6" w:name="i"/>
-      <w:bookmarkEnd w:id="6"/>
+          <w:rFonts w:asciiTheme="minorBidi" w:hAnsiTheme="minorBidi" w:cs="AL-Mohanad Bold" w:hint="cs"/>
+          <w:color w:val="000000" w:themeColor="text1"/>
+          <w:sz w:val="36"/>
+          <w:szCs w:val="36"/>
+          <w:rtl/>
+        </w:rPr>
+        <w:t>....................................................................</w:t>
+      </w:r>
+      <w:r>
+        <w:rPr>
+          <w:rFonts w:asciiTheme="minorBidi" w:hAnsiTheme="minorBidi" w:cs="AL-Mohanad Bold"/>
+          <w:color w:val="000000" w:themeColor="text1"/>
+          <w:sz w:val="36"/>
+          <w:szCs w:val="36"/>
+          <w:rtl/>
+        </w:rPr>
+        <w:t xml:space="preserve"> تم انهاء إجراءات سفره بتجاوز الخصائص </w:t>
+      </w:r>
       <w:proofErr w:type="gramStart"/>
       <w:r>
         <w:rPr>
-          <w:rFonts w:asciiTheme="minorBidi" w:hAnsiTheme="minorBidi" w:hint="cs"/>
-          <w:color w:val="000000" w:themeColor="text1"/>
-          <w:sz w:val="36"/>
-          <w:szCs w:val="36"/>
-          <w:rtl/>
-        </w:rPr>
-        <w:t xml:space="preserve">........... </w:t>
-      </w:r>
-      <w:r>
-        <w:rPr>
-          <w:rFonts w:asciiTheme="minorBidi" w:hAnsiTheme="minorBidi"/>
-          <w:color w:val="000000" w:themeColor="text1"/>
-          <w:sz w:val="36"/>
-          <w:szCs w:val="36"/>
-          <w:rtl/>
-        </w:rPr>
-        <w:t>)</w:t>
-      </w:r>
-      <w:proofErr w:type="gramEnd"/>
-      <w:r>
-        <w:rPr>
-          <w:rFonts w:asciiTheme="minorBidi" w:hAnsiTheme="minorBidi"/>
-          <w:color w:val="000000" w:themeColor="text1"/>
-          <w:sz w:val="36"/>
-          <w:szCs w:val="36"/>
-          <w:rtl/>
-        </w:rPr>
-        <w:t xml:space="preserve"> والمتجهة الى </w:t>
-      </w:r>
-      <w:r>
-        <w:rPr>
-          <w:rFonts w:asciiTheme="minorBidi" w:hAnsiTheme="minorBidi" w:hint="cs"/>
-          <w:color w:val="000000" w:themeColor="text1"/>
-          <w:sz w:val="36"/>
-          <w:szCs w:val="36"/>
-          <w:rtl/>
-        </w:rPr>
-        <w:t>.............</w:t>
-      </w:r>
-      <w:r>
-        <w:rPr>
-          <w:rFonts w:asciiTheme="minorBidi" w:hAnsiTheme="minorBidi"/>
-          <w:color w:val="000000" w:themeColor="text1"/>
-          <w:sz w:val="36"/>
-          <w:szCs w:val="36"/>
-          <w:rtl/>
-        </w:rPr>
-        <w:t xml:space="preserve"> </w:t>
-      </w:r>
-      <w:bookmarkStart w:id="7" w:name="ww"/>
-      <w:bookmarkEnd w:id="7"/>
-      <w:r>
-        <w:rPr>
-          <w:rFonts w:asciiTheme="minorBidi" w:hAnsiTheme="minorBidi"/>
-          <w:color w:val="000000" w:themeColor="text1"/>
-          <w:sz w:val="36"/>
-          <w:szCs w:val="36"/>
-          <w:rtl/>
-        </w:rPr>
-        <w:t>وعند الشروع في انهاء</w:t>
-      </w:r>
-      <w:r>
-        <w:rPr>
-          <w:rFonts w:asciiTheme="minorBidi" w:hAnsiTheme="minorBidi" w:hint="cs"/>
-          <w:color w:val="000000" w:themeColor="text1"/>
-          <w:sz w:val="36"/>
-          <w:szCs w:val="36"/>
-          <w:rtl/>
-        </w:rPr>
-        <w:t xml:space="preserve"> إجراءات</w:t>
-      </w:r>
-      <w:r>
-        <w:rPr>
-          <w:rFonts w:asciiTheme="minorBidi" w:hAnsiTheme="minorBidi"/>
-          <w:color w:val="000000" w:themeColor="text1"/>
-          <w:sz w:val="36"/>
-          <w:szCs w:val="36"/>
-          <w:rtl/>
-        </w:rPr>
-        <w:t xml:space="preserve"> مغادرته</w:t>
-      </w:r>
-      <w:r>
-        <w:rPr>
-          <w:rFonts w:asciiTheme="minorBidi" w:hAnsiTheme="minorBidi" w:hint="cs"/>
-          <w:color w:val="000000" w:themeColor="text1"/>
-          <w:sz w:val="36"/>
-          <w:szCs w:val="36"/>
-          <w:rtl/>
-        </w:rPr>
-        <w:t xml:space="preserve"> وتحقق من الخصائص </w:t>
-      </w:r>
-      <w:proofErr w:type="gramStart"/>
-      <w:r>
-        <w:rPr>
-          <w:rFonts w:asciiTheme="minorBidi" w:hAnsiTheme="minorBidi" w:hint="cs"/>
+          <w:rFonts w:asciiTheme="minorBidi" w:hAnsiTheme="minorBidi" w:cs="AL-Mohanad Bold"/>
           <w:color w:val="000000" w:themeColor="text1"/>
           <w:sz w:val="36"/>
           <w:szCs w:val="36"/>
@@ -607,120 +706,7 @@
       </w:r>
       <w:r>
         <w:rPr>
-          <w:rFonts w:asciiTheme="minorBidi" w:hAnsiTheme="minorBidi"/>
-          <w:color w:val="000000" w:themeColor="text1"/>
-          <w:sz w:val="36"/>
-          <w:szCs w:val="36"/>
-          <w:rtl/>
-        </w:rPr>
-        <w:t xml:space="preserve"> لم</w:t>
-      </w:r>
-      <w:proofErr w:type="gramEnd"/>
-      <w:r>
-        <w:rPr>
-          <w:rFonts w:asciiTheme="minorBidi" w:hAnsiTheme="minorBidi"/>
-          <w:color w:val="000000" w:themeColor="text1"/>
-          <w:sz w:val="36"/>
-          <w:szCs w:val="36"/>
-          <w:rtl/>
-        </w:rPr>
-        <w:t xml:space="preserve"> </w:t>
-      </w:r>
-      <w:r>
-        <w:rPr>
-          <w:rFonts w:asciiTheme="minorBidi" w:hAnsiTheme="minorBidi" w:hint="cs"/>
-          <w:color w:val="000000" w:themeColor="text1"/>
-          <w:sz w:val="36"/>
-          <w:szCs w:val="36"/>
-          <w:rtl/>
-        </w:rPr>
-        <w:t>يتم قبول</w:t>
-      </w:r>
-      <w:r>
-        <w:rPr>
-          <w:rFonts w:asciiTheme="minorBidi" w:hAnsiTheme="minorBidi"/>
-          <w:color w:val="000000" w:themeColor="text1"/>
-          <w:sz w:val="36"/>
-          <w:szCs w:val="36"/>
-          <w:rtl/>
-        </w:rPr>
-        <w:t xml:space="preserve"> الخصائص الحيوية وحيث تم الاستعلام عن الخصائص الحيوية بالطرق الأربعة والتشييك بنظام الممنوعين والمطلوبين ولم يوجد عليه أي ملاحظات.</w:t>
-      </w:r>
-    </w:p>
-    <w:p>
-      <w:pPr>
-        <w:rPr>
-          <w:rFonts w:asciiTheme="minorBidi" w:hAnsiTheme="minorBidi"/>
-          <w:color w:val="000000" w:themeColor="text1"/>
-          <w:sz w:val="34"/>
-          <w:szCs w:val="34"/>
-          <w:rtl/>
-        </w:rPr>
-      </w:pPr>
-      <w:r>
-        <w:rPr>
-          <w:rFonts w:asciiTheme="minorBidi" w:hAnsiTheme="minorBidi"/>
-          <w:color w:val="000000" w:themeColor="text1"/>
-          <w:sz w:val="36"/>
-          <w:szCs w:val="36"/>
-          <w:rtl/>
-        </w:rPr>
-        <w:t xml:space="preserve"> وبحسب</w:t>
-      </w:r>
-      <w:r>
-        <w:rPr>
-          <w:rFonts w:asciiTheme="minorBidi" w:hAnsiTheme="minorBidi" w:hint="cs"/>
-          <w:color w:val="000000" w:themeColor="text1"/>
-          <w:sz w:val="36"/>
-          <w:szCs w:val="36"/>
-          <w:rtl/>
-        </w:rPr>
-        <w:t xml:space="preserve"> توجيهات</w:t>
-      </w:r>
-      <w:r>
-        <w:rPr>
-          <w:rFonts w:asciiTheme="minorBidi" w:hAnsiTheme="minorBidi"/>
-          <w:color w:val="000000" w:themeColor="text1"/>
-          <w:sz w:val="36"/>
-          <w:szCs w:val="36"/>
-          <w:rtl/>
-        </w:rPr>
-        <w:t xml:space="preserve"> </w:t>
-      </w:r>
-      <w:r>
-        <w:rPr>
-          <w:rFonts w:asciiTheme="minorBidi" w:hAnsiTheme="minorBidi" w:hint="cs"/>
-          <w:color w:val="000000" w:themeColor="text1"/>
-          <w:sz w:val="36"/>
-          <w:szCs w:val="36"/>
-          <w:rtl/>
-        </w:rPr>
-        <w:t>....................................................................</w:t>
-      </w:r>
-      <w:r>
-        <w:rPr>
-          <w:rFonts w:asciiTheme="minorBidi" w:hAnsiTheme="minorBidi"/>
-          <w:color w:val="000000" w:themeColor="text1"/>
-          <w:sz w:val="36"/>
-          <w:szCs w:val="36"/>
-          <w:rtl/>
-        </w:rPr>
-        <w:t xml:space="preserve"> تم انهاء إجراءات سفره بتجاوز الخصائص </w:t>
-      </w:r>
-      <w:proofErr w:type="gramStart"/>
-      <w:r>
-        <w:rPr>
-          <w:rFonts w:asciiTheme="minorBidi" w:hAnsiTheme="minorBidi"/>
-          <w:color w:val="000000" w:themeColor="text1"/>
-          <w:sz w:val="36"/>
-          <w:szCs w:val="36"/>
-          <w:rtl/>
-        </w:rPr>
-        <w:t xml:space="preserve">الحيوية </w:t>
-      </w:r>
-      <w:r>
-        <w:rPr>
-          <w:rFonts w:asciiTheme="minorBidi" w:hAnsiTheme="minorBidi" w:hint="cs"/>
+          <w:rFonts w:asciiTheme="minorBidi" w:hAnsiTheme="minorBidi" w:cs="AL-Mohanad Bold" w:hint="cs"/>
           <w:color w:val="000000" w:themeColor="text1"/>
           <w:sz w:val="34"/>
           <w:szCs w:val="34"/>
@@ -734,22 +720,369 @@
       <w:pPr>
         <w:spacing w:line="240" w:lineRule="auto"/>
         <w:rPr>
+          <w:rFonts w:asciiTheme="minorBidi" w:hAnsiTheme="minorBidi" w:cs="AL-Mohanad Bold"/>
+          <w:color w:val="000000" w:themeColor="text1"/>
+          <w:sz w:val="36"/>
+          <w:szCs w:val="36"/>
+          <w:rtl/>
+        </w:rPr>
+      </w:pPr>
+      <w:r>
+        <w:rPr>
+          <w:rFonts w:asciiTheme="minorBidi" w:hAnsiTheme="minorBidi" w:cs="AL-Mohanad Bold"/>
+          <w:color w:val="000000" w:themeColor="text1"/>
+          <w:sz w:val="36"/>
+          <w:szCs w:val="36"/>
+          <w:rtl/>
+        </w:rPr>
+        <w:t>وتجدون بطيه صورة الجواز وبطاقة صعود الطائرة واستعلامات البصمة</w:t>
+      </w:r>
+      <w:r>
+        <w:rPr>
           <w:rFonts w:asciiTheme="minorBidi" w:hAnsiTheme="minorBidi"/>
           <w:color w:val="000000" w:themeColor="text1"/>
           <w:sz w:val="36"/>
           <w:szCs w:val="36"/>
           <w:rtl/>
         </w:rPr>
+        <w:t xml:space="preserve">  </w:t>
+      </w:r>
+    </w:p>
+    <w:p>
+      <w:pPr>
+        <w:rPr>
+          <w:rFonts w:asciiTheme="minorBidi" w:hAnsiTheme="minorBidi"/>
+          <w:color w:val="000000" w:themeColor="text1"/>
+          <w:sz w:val="28"/>
+          <w:szCs w:val="28"/>
+          <w:rtl/>
+        </w:rPr>
       </w:pPr>
       <w:r>
         <w:rPr>
+          <w:rFonts w:asciiTheme="minorBidi" w:hAnsiTheme="minorBidi" w:cs="AL-Mateen"/>
+          <w:b/>
+          <w:bCs/>
+          <w:color w:val="000000" w:themeColor="text1"/>
+          <w:sz w:val="36"/>
+          <w:szCs w:val="36"/>
+          <w:rtl/>
+        </w:rPr>
+        <w:t xml:space="preserve">هذا ما لزم الرفع به لسعادتكم بأمل </w:t>
+      </w:r>
+      <w:r>
+        <w:rPr>
+          <w:rFonts w:asciiTheme="minorBidi" w:hAnsiTheme="minorBidi" w:cs="AL-Mateen" w:hint="cs"/>
+          <w:b/>
+          <w:bCs/>
+          <w:color w:val="000000" w:themeColor="text1"/>
+          <w:sz w:val="36"/>
+          <w:szCs w:val="36"/>
+          <w:rtl/>
+        </w:rPr>
+        <w:t>الاطلاع</w:t>
+      </w:r>
+      <w:r>
+        <w:rPr>
+          <w:rFonts w:asciiTheme="minorBidi" w:hAnsiTheme="minorBidi" w:cs="AL-Mateen"/>
+          <w:b/>
+          <w:bCs/>
+          <w:color w:val="000000" w:themeColor="text1"/>
+          <w:sz w:val="36"/>
+          <w:szCs w:val="36"/>
+          <w:rtl/>
+        </w:rPr>
+        <w:t xml:space="preserve"> والإحاطة ....</w:t>
+      </w:r>
+      <w:r>
+        <w:rPr>
           <w:rFonts w:asciiTheme="minorBidi" w:hAnsiTheme="minorBidi"/>
           <w:color w:val="000000" w:themeColor="text1"/>
-          <w:sz w:val="36"/>
-          <w:szCs w:val="36"/>
-          <w:rtl/>
-        </w:rPr>
-        <w:t>وتجدون بطيه صورة الجواز وبطاقة صعود الطائرة واستعلامات البصمة</w:t>
+          <w:sz w:val="28"/>
+          <w:szCs w:val="28"/>
+          <w:rtl/>
+        </w:rPr>
+        <w:t>                    </w:t>
+      </w:r>
+    </w:p>
+    <w:tbl>
+      <w:tblPr>
+        <w:tblStyle w:val="1"/>
+        <w:tblpPr w:leftFromText="180" w:rightFromText="180" w:vertAnchor="text" w:horzAnchor="page" w:tblpX="1224" w:tblpY="164"/>
+        <w:bidiVisual/>
+        <w:tblW w:w="5661" w:type="dxa"/>
+        <w:tblInd w:w="0" w:type="dxa"/>
+        <w:tblBorders>
+          <w:top w:val="none" w:sz="0" w:space="0" w:color="auto"/>
+          <w:left w:val="none" w:sz="0" w:space="0" w:color="auto"/>
+          <w:bottom w:val="none" w:sz="0" w:space="0" w:color="auto"/>
+          <w:right w:val="none" w:sz="0" w:space="0" w:color="auto"/>
+          <w:insideH w:val="none" w:sz="0" w:space="0" w:color="auto"/>
+          <w:insideV w:val="none" w:sz="0" w:space="0" w:color="auto"/>
+        </w:tblBorders>
+        <w:tblLook w:val="04A0" w:firstRow="1" w:lastRow="0" w:firstColumn="1" w:lastColumn="0" w:noHBand="0" w:noVBand="1"/>
+      </w:tblPr>
+      <w:tblGrid>
+        <w:gridCol w:w="2116"/>
+        <w:gridCol w:w="3545"/>
+      </w:tblGrid>
+      <w:tr>
+        <w:tc>
+          <w:tcPr>
+            <w:tcW w:w="2116" w:type="dxa"/>
+          </w:tcPr>
+          <w:p>
+            <w:pPr>
+              <w:spacing w:line="254" w:lineRule="auto"/>
+              <w:jc w:val="right"/>
+              <w:rPr>
+                <w:rFonts w:ascii="Arial" w:hAnsi="Arial" w:cs="AL-Mateen"/>
+                <w:b/>
+                <w:bCs/>
+                <w:color w:val="000000"/>
+                <w:sz w:val="36"/>
+                <w:szCs w:val="36"/>
+              </w:rPr>
+            </w:pPr>
+          </w:p>
+        </w:tc>
+        <w:tc>
+          <w:tcPr>
+            <w:tcW w:w="3545" w:type="dxa"/>
+            <w:hideMark/>
+          </w:tcPr>
+          <w:p>
+            <w:pPr>
+              <w:spacing w:line="254" w:lineRule="auto"/>
+              <w:jc w:val="center"/>
+              <w:rPr>
+                <w:rFonts w:hint="cs"/>
+                <w:sz w:val="36"/>
+                <w:szCs w:val="36"/>
+                <w:rtl/>
+              </w:rPr>
+            </w:pPr>
+            <w:r>
+              <w:rPr>
+                <w:rFonts w:ascii="Arial" w:hAnsi="Arial" w:cs="AL-Mateen" w:hint="cs"/>
+                <w:b/>
+                <w:bCs/>
+                <w:color w:val="000000"/>
+                <w:sz w:val="36"/>
+                <w:szCs w:val="36"/>
+                <w:rtl/>
+              </w:rPr>
+              <w:t xml:space="preserve">رئيس مناوبة </w:t>
+            </w:r>
+            <w:proofErr w:type="gramStart"/>
+            <w:r>
+              <w:rPr>
+                <w:rFonts w:ascii="Arial" w:hAnsi="Arial" w:cs="AL-Mateen" w:hint="cs"/>
+                <w:b/>
+                <w:bCs/>
+                <w:color w:val="000000"/>
+                <w:sz w:val="36"/>
+                <w:szCs w:val="36"/>
+                <w:rtl/>
+              </w:rPr>
+              <w:t xml:space="preserve">( </w:t>
+            </w:r>
+            <w:bookmarkStart w:id="8" w:name="Shift1"/>
+            <w:bookmarkEnd w:id="8"/>
+            <w:r>
+              <w:rPr>
+                <w:rFonts w:ascii="Arial" w:hAnsi="Arial" w:cs="AL-Mateen" w:hint="cs"/>
+                <w:b/>
+                <w:bCs/>
+                <w:color w:val="000000"/>
+                <w:sz w:val="36"/>
+                <w:szCs w:val="36"/>
+                <w:rtl/>
+              </w:rPr>
+              <w:t xml:space="preserve"> )</w:t>
+            </w:r>
+            <w:proofErr w:type="gramEnd"/>
+            <w:r>
+              <w:rPr>
+                <w:rFonts w:ascii="Arial" w:hAnsi="Arial" w:cs="AL-Mateen" w:hint="cs"/>
+                <w:b/>
+                <w:bCs/>
+                <w:color w:val="000000"/>
+                <w:sz w:val="36"/>
+                <w:szCs w:val="36"/>
+                <w:rtl/>
+              </w:rPr>
+              <w:t xml:space="preserve"> مغادرة ( </w:t>
+            </w:r>
+            <w:bookmarkStart w:id="9" w:name="HallNumber1"/>
+            <w:bookmarkEnd w:id="9"/>
+            <w:r>
+              <w:rPr>
+                <w:rFonts w:ascii="Arial" w:hAnsi="Arial" w:cs="AL-Mateen" w:hint="cs"/>
+                <w:b/>
+                <w:bCs/>
+                <w:color w:val="000000"/>
+                <w:sz w:val="36"/>
+                <w:szCs w:val="36"/>
+                <w:rtl/>
+              </w:rPr>
+              <w:t xml:space="preserve"> )</w:t>
+            </w:r>
+          </w:p>
+        </w:tc>
+      </w:tr>
+      <w:tr>
+        <w:trPr>
+          <w:trHeight w:val="698"/>
+        </w:trPr>
+        <w:tc>
+          <w:tcPr>
+            <w:tcW w:w="2116" w:type="dxa"/>
+            <w:hideMark/>
+          </w:tcPr>
+          <w:p>
+            <w:pPr>
+              <w:spacing w:line="254" w:lineRule="auto"/>
+              <w:jc w:val="right"/>
+              <w:rPr>
+                <w:rFonts w:ascii="Arial" w:hAnsi="Arial" w:cs="AL-Mateen"/>
+                <w:b/>
+                <w:bCs/>
+                <w:color w:val="000000"/>
+                <w:sz w:val="36"/>
+                <w:szCs w:val="36"/>
+                <w:rtl/>
+              </w:rPr>
+            </w:pPr>
+            <w:bookmarkStart w:id="10" w:name="Rank1"/>
+            <w:r>
+              <w:rPr>
+                <w:rFonts w:ascii="Arial" w:hAnsi="Arial" w:cs="AL-Mateen" w:hint="cs"/>
+                <w:b/>
+                <w:bCs/>
+                <w:color w:val="000000"/>
+                <w:sz w:val="36"/>
+                <w:szCs w:val="36"/>
+                <w:rtl/>
+              </w:rPr>
+              <w:t>........</w:t>
+            </w:r>
+            <w:bookmarkEnd w:id="10"/>
+            <w:r>
+              <w:rPr>
+                <w:rFonts w:cs="AL-Mateen" w:hint="cs"/>
+                <w:b/>
+                <w:bCs/>
+                <w:sz w:val="36"/>
+                <w:szCs w:val="36"/>
+                <w:rtl/>
+              </w:rPr>
+              <w:t>/</w:t>
+            </w:r>
+          </w:p>
+        </w:tc>
+        <w:tc>
+          <w:tcPr>
+            <w:tcW w:w="3545" w:type="dxa"/>
+          </w:tcPr>
+          <w:p>
+            <w:pPr>
+              <w:spacing w:line="254" w:lineRule="auto"/>
+              <w:jc w:val="center"/>
+              <w:rPr>
+                <w:rFonts w:hint="cs"/>
+                <w:sz w:val="36"/>
+                <w:szCs w:val="36"/>
+                <w:rtl/>
+              </w:rPr>
+            </w:pPr>
+          </w:p>
+        </w:tc>
+      </w:tr>
+      <w:tr>
+        <w:tc>
+          <w:tcPr>
+            <w:tcW w:w="2116" w:type="dxa"/>
+          </w:tcPr>
+          <w:p>
+            <w:pPr>
+              <w:spacing w:line="254" w:lineRule="auto"/>
+              <w:rPr>
+                <w:rFonts w:ascii="Arial" w:hAnsi="Arial" w:cs="AL-Mateen"/>
+                <w:b/>
+                <w:bCs/>
+                <w:color w:val="000000"/>
+                <w:sz w:val="36"/>
+                <w:szCs w:val="36"/>
+                <w:rtl/>
+              </w:rPr>
+            </w:pPr>
+          </w:p>
+        </w:tc>
+        <w:tc>
+          <w:tcPr>
+            <w:tcW w:w="3545" w:type="dxa"/>
+            <w:hideMark/>
+          </w:tcPr>
+          <w:p>
+            <w:pPr>
+              <w:spacing w:line="254" w:lineRule="auto"/>
+              <w:jc w:val="center"/>
+              <w:rPr>
+                <w:rFonts w:hint="cs"/>
+                <w:sz w:val="36"/>
+                <w:szCs w:val="36"/>
+                <w:rtl/>
+              </w:rPr>
+            </w:pPr>
+            <w:bookmarkStart w:id="11" w:name="OfficerName1"/>
+            <w:r>
+              <w:rPr>
+                <w:rFonts w:ascii="Arial" w:hAnsi="Arial" w:cs="AL-Mateen" w:hint="cs"/>
+                <w:b/>
+                <w:bCs/>
+                <w:color w:val="000000"/>
+                <w:sz w:val="36"/>
+                <w:szCs w:val="36"/>
+                <w:rtl/>
+              </w:rPr>
+              <w:t>......................</w:t>
+            </w:r>
+            <w:bookmarkEnd w:id="11"/>
+          </w:p>
+        </w:tc>
+      </w:tr>
+    </w:tbl>
+    <w:p>
+      <w:pPr>
+        <w:spacing w:line="72" w:lineRule="auto"/>
+        <w:rPr>
+          <w:rFonts w:asciiTheme="minorBidi" w:hAnsiTheme="minorBidi"/>
+          <w:color w:val="000000" w:themeColor="text1"/>
+          <w:sz w:val="28"/>
+          <w:szCs w:val="28"/>
+          <w:rtl/>
+        </w:rPr>
+      </w:pPr>
+      <w:r>
+        <w:rPr>
+          <w:rFonts w:asciiTheme="minorBidi" w:hAnsiTheme="minorBidi"/>
+          <w:color w:val="000000" w:themeColor="text1"/>
+          <w:sz w:val="28"/>
+          <w:szCs w:val="28"/>
+          <w:rtl/>
+        </w:rPr>
+        <w:t>    </w:t>
+      </w:r>
+      <w:r>
+        <w:rPr>
+          <w:rFonts w:asciiTheme="minorBidi" w:hAnsiTheme="minorBidi"/>
+          <w:color w:val="000000" w:themeColor="text1"/>
+          <w:sz w:val="24"/>
+          <w:szCs w:val="24"/>
+          <w:rtl/>
+        </w:rPr>
+        <w:t>                   </w:t>
       </w:r>
     </w:p>
     <w:p>
@@ -758,353 +1091,15 @@
         <w:rPr>
           <w:rFonts w:asciiTheme="minorBidi" w:hAnsiTheme="minorBidi"/>
           <w:color w:val="000000" w:themeColor="text1"/>
-          <w:sz w:val="36"/>
-          <w:szCs w:val="36"/>
-          <w:rtl/>
-        </w:rPr>
-      </w:pPr>
-      <w:r>
-        <w:rPr>
-          <w:rFonts w:asciiTheme="minorBidi" w:hAnsiTheme="minorBidi"/>
-          <w:color w:val="000000" w:themeColor="text1"/>
-          <w:sz w:val="36"/>
-          <w:szCs w:val="36"/>
-          <w:rtl/>
-        </w:rPr>
-        <w:t xml:space="preserve">  </w:t>
-      </w:r>
-    </w:p>
-    <w:p>
-      <w:pPr>
-        <w:rPr>
-          <w:rFonts w:asciiTheme="minorBidi" w:hAnsiTheme="minorBidi"/>
-          <w:b/>
-          <w:bCs/>
-          <w:color w:val="000000" w:themeColor="text1"/>
-          <w:sz w:val="36"/>
-          <w:szCs w:val="36"/>
-          <w:rtl/>
-        </w:rPr>
-      </w:pPr>
-      <w:r>
-        <w:rPr>
-          <w:rFonts w:asciiTheme="minorBidi" w:hAnsiTheme="minorBidi"/>
-          <w:b/>
-          <w:bCs/>
-          <w:color w:val="000000" w:themeColor="text1"/>
-          <w:sz w:val="36"/>
-          <w:szCs w:val="36"/>
-          <w:rtl/>
-        </w:rPr>
-        <w:t xml:space="preserve">هذا ما لزم الرفع به لسعادتكم بأمل </w:t>
-      </w:r>
-      <w:r>
-        <w:rPr>
-          <w:rFonts w:asciiTheme="minorBidi" w:hAnsiTheme="minorBidi" w:hint="cs"/>
-          <w:b/>
-          <w:bCs/>
-          <w:color w:val="000000" w:themeColor="text1"/>
-          <w:sz w:val="36"/>
-          <w:szCs w:val="36"/>
-          <w:rtl/>
-        </w:rPr>
-        <w:t>الاطلاع</w:t>
-      </w:r>
-      <w:r>
-        <w:rPr>
-          <w:rFonts w:asciiTheme="minorBidi" w:hAnsiTheme="minorBidi"/>
-          <w:b/>
-          <w:bCs/>
-          <w:color w:val="000000" w:themeColor="text1"/>
-          <w:sz w:val="36"/>
-          <w:szCs w:val="36"/>
-          <w:rtl/>
-        </w:rPr>
-        <w:t xml:space="preserve"> والإحاطة ....</w:t>
-      </w:r>
-      <w:r>
-        <w:rPr>
-          <w:rFonts w:asciiTheme="minorBidi" w:hAnsiTheme="minorBidi"/>
-          <w:color w:val="000000" w:themeColor="text1"/>
-          <w:sz w:val="36"/>
-          <w:szCs w:val="36"/>
-          <w:rtl/>
-        </w:rPr>
-        <w:t>                                    </w:t>
-      </w:r>
-    </w:p>
-    <w:p>
-      <w:pPr>
-        <w:spacing w:line="72" w:lineRule="auto"/>
-        <w:rPr>
-          <w:rFonts w:asciiTheme="minorBidi" w:hAnsiTheme="minorBidi"/>
-          <w:color w:val="000000" w:themeColor="text1"/>
           <w:sz w:val="28"/>
           <w:szCs w:val="28"/>
-          <w:rtl/>
-        </w:rPr>
-      </w:pPr>
-      <w:r>
-        <w:rPr>
-          <w:rFonts w:asciiTheme="minorBidi" w:hAnsiTheme="minorBidi"/>
-          <w:color w:val="000000" w:themeColor="text1"/>
-          <w:sz w:val="28"/>
-          <w:szCs w:val="28"/>
-          <w:rtl/>
-        </w:rPr>
-        <w:t>    </w:t>
-      </w:r>
-      <w:r>
-        <w:rPr>
-          <w:rFonts w:asciiTheme="minorBidi" w:hAnsiTheme="minorBidi"/>
-          <w:color w:val="000000" w:themeColor="text1"/>
-          <w:sz w:val="24"/>
-          <w:szCs w:val="24"/>
-          <w:rtl/>
-        </w:rPr>
-        <w:t>                   </w:t>
-      </w:r>
-    </w:p>
-    <w:p>
-      <w:pPr>
-        <w:rPr>
-          <w:rFonts w:asciiTheme="minorBidi" w:hAnsiTheme="minorBidi" w:cs="PT Bold Heading"/>
-          <w:color w:val="000000" w:themeColor="text1"/>
-          <w:sz w:val="36"/>
-          <w:szCs w:val="36"/>
-          <w:rtl/>
-        </w:rPr>
-      </w:pPr>
-      <w:r>
-        <w:rPr>
-          <w:rFonts w:asciiTheme="minorBidi" w:hAnsiTheme="minorBidi"/>
-          <w:color w:val="000000" w:themeColor="text1"/>
-          <w:sz w:val="32"/>
-          <w:szCs w:val="32"/>
-          <w:rtl/>
-        </w:rPr>
-        <w:t xml:space="preserve">                                                             </w:t>
-      </w:r>
-      <w:r>
-        <w:rPr>
-          <w:rFonts w:asciiTheme="minorBidi" w:hAnsiTheme="minorBidi" w:cs="PT Bold Heading" w:hint="cs"/>
-          <w:color w:val="000000" w:themeColor="text1"/>
-          <w:sz w:val="36"/>
-          <w:szCs w:val="36"/>
-          <w:rtl/>
-        </w:rPr>
-        <w:t xml:space="preserve">رئيس مناوبة </w:t>
-      </w:r>
-      <w:proofErr w:type="gramStart"/>
-      <w:r>
-        <w:rPr>
-          <w:rFonts w:asciiTheme="minorBidi" w:hAnsiTheme="minorBidi" w:cs="PT Bold Heading" w:hint="cs"/>
-          <w:color w:val="000000" w:themeColor="text1"/>
-          <w:sz w:val="36"/>
-          <w:szCs w:val="36"/>
-          <w:rtl/>
-        </w:rPr>
-        <w:t>(</w:t>
-      </w:r>
-      <w:r>
-        <w:rPr>
-          <w:rFonts w:ascii="Cambria" w:hAnsi="Cambria" w:cs="Times New Roman"/>
-          <w:color w:val="000000" w:themeColor="text1"/>
-          <w:sz w:val="36"/>
-          <w:szCs w:val="36"/>
-          <w:rtl/>
-        </w:rPr>
-        <w:t> </w:t>
-      </w:r>
-      <w:bookmarkStart w:id="8" w:name="ggg"/>
-      <w:bookmarkEnd w:id="8"/>
-      <w:r>
-        <w:rPr>
-          <w:rFonts w:asciiTheme="minorBidi" w:hAnsiTheme="minorBidi" w:cs="PT Bold Heading" w:hint="cs"/>
-          <w:color w:val="000000" w:themeColor="text1"/>
-          <w:sz w:val="36"/>
-          <w:szCs w:val="36"/>
-          <w:rtl/>
-        </w:rPr>
-        <w:t xml:space="preserve"> </w:t>
-      </w:r>
-      <w:proofErr w:type="gramEnd"/>
-      <w:r>
-        <w:rPr>
-          <w:rFonts w:asciiTheme="minorBidi" w:hAnsiTheme="minorBidi" w:cs="PT Bold Heading" w:hint="cs"/>
-          <w:color w:val="000000" w:themeColor="text1"/>
-          <w:sz w:val="36"/>
-          <w:szCs w:val="36"/>
-          <w:rtl/>
-        </w:rPr>
-        <w:t xml:space="preserve">  ) مغادرة (    </w:t>
-      </w:r>
-      <w:bookmarkStart w:id="9" w:name="cc"/>
-      <w:bookmarkEnd w:id="9"/>
-      <w:r>
-        <w:rPr>
-          <w:rFonts w:asciiTheme="minorBidi" w:hAnsiTheme="minorBidi" w:cs="PT Bold Heading" w:hint="cs"/>
-          <w:color w:val="000000" w:themeColor="text1"/>
-          <w:sz w:val="36"/>
-          <w:szCs w:val="36"/>
-          <w:rtl/>
-        </w:rPr>
-        <w:t xml:space="preserve">  )</w:t>
-      </w:r>
-    </w:p>
-    <w:p>
-      <w:pPr>
-        <w:spacing w:after="0"/>
-        <w:rPr>
-          <w:rFonts w:asciiTheme="minorBidi" w:hAnsiTheme="minorBidi" w:cs="PT Bold Heading"/>
-          <w:color w:val="000000" w:themeColor="text1"/>
-          <w:sz w:val="32"/>
-          <w:szCs w:val="32"/>
-          <w:rtl/>
-        </w:rPr>
-      </w:pPr>
-      <w:r>
-        <w:rPr>
-          <w:rFonts w:ascii="Cambria" w:hAnsi="Cambria" w:cs="Times New Roman"/>
-          <w:color w:val="000000" w:themeColor="text1"/>
-          <w:sz w:val="32"/>
-          <w:szCs w:val="32"/>
-          <w:rtl/>
-        </w:rPr>
-        <w:t>                        </w:t>
-      </w:r>
-      <w:r>
-        <w:rPr>
-          <w:rFonts w:asciiTheme="minorBidi" w:hAnsiTheme="minorBidi" w:cs="PT Bold Heading" w:hint="cs"/>
-          <w:color w:val="000000" w:themeColor="text1"/>
-          <w:sz w:val="32"/>
-          <w:szCs w:val="32"/>
-          <w:rtl/>
-        </w:rPr>
-        <w:t xml:space="preserve">                </w:t>
-      </w:r>
-      <w:r>
-        <w:rPr>
-          <w:rFonts w:ascii="Cambria" w:hAnsi="Cambria" w:cs="Times New Roman"/>
-          <w:color w:val="000000" w:themeColor="text1"/>
-          <w:sz w:val="32"/>
-          <w:szCs w:val="32"/>
-          <w:rtl/>
-        </w:rPr>
-        <w:t xml:space="preserve">                             </w:t>
-      </w:r>
-      <w:bookmarkStart w:id="10" w:name="L"/>
-      <w:bookmarkEnd w:id="10"/>
-      <w:r>
-        <w:rPr>
-          <w:rFonts w:ascii="Cambria" w:hAnsi="Cambria" w:cs="PT Bold Heading" w:hint="cs"/>
-          <w:color w:val="000000" w:themeColor="text1"/>
-          <w:sz w:val="32"/>
-          <w:szCs w:val="32"/>
-          <w:rtl/>
-        </w:rPr>
-        <w:t xml:space="preserve"> </w:t>
-      </w:r>
-      <w:r>
-        <w:rPr>
-          <w:rFonts w:asciiTheme="minorBidi" w:hAnsiTheme="minorBidi" w:cs="PT Bold Heading" w:hint="cs"/>
-          <w:color w:val="000000" w:themeColor="text1"/>
-          <w:sz w:val="32"/>
-          <w:szCs w:val="32"/>
-          <w:rtl/>
-        </w:rPr>
-        <w:t xml:space="preserve"> /</w:t>
-      </w:r>
-      <w:r>
-        <w:rPr>
-          <w:rFonts w:ascii="Cambria" w:hAnsi="Cambria" w:cs="Times New Roman"/>
-          <w:color w:val="000000" w:themeColor="text1"/>
-          <w:sz w:val="32"/>
-          <w:szCs w:val="32"/>
-          <w:rtl/>
-        </w:rPr>
-        <w:t> </w:t>
-      </w:r>
-    </w:p>
-    <w:p>
-      <w:pPr>
-        <w:rPr>
-          <w:rFonts w:asciiTheme="minorBidi" w:hAnsiTheme="minorBidi" w:cs="PT Bold Heading"/>
-          <w:sz w:val="36"/>
-          <w:szCs w:val="36"/>
-          <w:rtl/>
-        </w:rPr>
-      </w:pPr>
-      <w:r>
-        <w:rPr>
-          <w:rFonts w:asciiTheme="minorBidi" w:hAnsiTheme="minorBidi" w:cs="PT Bold Heading" w:hint="cs"/>
-          <w:color w:val="000000" w:themeColor="text1"/>
-          <w:sz w:val="36"/>
-          <w:szCs w:val="36"/>
-          <w:rtl/>
-        </w:rPr>
-        <w:t xml:space="preserve">                                             </w:t>
-      </w:r>
-      <w:r>
-        <w:rPr>
-          <w:rFonts w:asciiTheme="minorBidi" w:hAnsiTheme="minorBidi" w:cs="PT Bold Heading" w:hint="cs"/>
-          <w:sz w:val="36"/>
-          <w:szCs w:val="36"/>
-          <w:rtl/>
-        </w:rPr>
-        <w:t xml:space="preserve">                      </w:t>
-      </w:r>
-      <w:bookmarkStart w:id="11" w:name="K"/>
-      <w:bookmarkEnd w:id="11"/>
-      <w:r>
-        <w:rPr>
-          <w:rFonts w:asciiTheme="minorBidi" w:hAnsiTheme="minorBidi" w:cs="PT Bold Heading" w:hint="cs"/>
-          <w:sz w:val="36"/>
-          <w:szCs w:val="36"/>
-          <w:rtl/>
-        </w:rPr>
-        <w:t xml:space="preserve">            </w:t>
-      </w:r>
-    </w:p>
-    <w:p>
-      <w:pPr>
-        <w:rPr>
-          <w:rFonts w:asciiTheme="minorBidi" w:hAnsiTheme="minorBidi"/>
-          <w:b/>
-          <w:bCs/>
-          <w:color w:val="000000" w:themeColor="text1"/>
-          <w:sz w:val="40"/>
-          <w:szCs w:val="40"/>
-        </w:rPr>
-      </w:pPr>
-      <w:r>
-        <w:rPr>
-          <w:rFonts w:asciiTheme="minorBidi" w:hAnsiTheme="minorBidi" w:hint="cs"/>
-          <w:b/>
-          <w:bCs/>
-          <w:color w:val="000000" w:themeColor="text1"/>
-          <w:sz w:val="36"/>
-          <w:szCs w:val="36"/>
-          <w:rtl/>
-        </w:rPr>
-        <w:t xml:space="preserve"> </w:t>
-      </w:r>
-    </w:p>
-    <w:p>
-      <w:pPr>
-        <w:bidi w:val="0"/>
-        <w:rPr>
           <w:rtl/>
         </w:rPr>
       </w:pPr>
     </w:p>
     <w:sectPr>
-      <w:headerReference w:type="even" r:id="rId6"/>
-      <w:headerReference w:type="default" r:id="rId7"/>
-      <w:footerReference w:type="even" r:id="rId8"/>
-      <w:footerReference w:type="default" r:id="rId9"/>
-      <w:headerReference w:type="first" r:id="rId10"/>
-      <w:footerReference w:type="first" r:id="rId11"/>
+      <w:headerReference w:type="default" r:id="rId6"/>
+      <w:footerReference w:type="default" r:id="rId7"/>
       <w:pgSz w:w="11906" w:h="16838"/>
       <w:pgMar w:top="720" w:right="720" w:bottom="720" w:left="567" w:header="708" w:footer="708" w:gutter="0"/>
       <w:cols w:space="708"/>
@@ -1146,47 +1141,69 @@
   <w:p>
     <w:pPr>
       <w:pStyle w:val="a6"/>
-    </w:pPr>
-  </w:p>
-</w:ftr>
-</file>
-
-<file path=word/footer2.xml><?xml version="1.0" encoding="utf-8"?>
-<w:ftr xmlns:wpc="http://schemas.microsoft.com/office/word/2010/wordprocessingCanvas" xmlns:cx="http://schemas.microsoft.com/office/drawing/2014/chartex" xmlns:cx1="http://schemas.microsoft.com/office/drawing/2015/9/8/chartex" xmlns:cx2="http://schemas.microsoft.com/office/drawing/2015/10/21/chartex" xmlns:cx3="http://schemas.microsoft.com/office/drawing/2016/5/9/chartex" xmlns:cx4="http://schemas.microsoft.com/office/drawing/2016/5/10/chartex" xmlns:cx5="http://schemas.microsoft.com/office/drawing/2016/5/11/chartex" xmlns:cx6="http://schemas.microsoft.com/office/drawing/2016/5/12/chartex" xmlns:cx7="http://schemas.microsoft.com/office/drawing/2016/5/13/chartex" xmlns:cx8="http://schemas.microsoft.com/office/drawing/2016/5/14/chartex" xmlns:mc="http://schemas.openxmlformats.org/markup-compatibility/2006" xmlns:aink="http://schemas.microsoft.com/office/drawing/2016/ink" xmlns:am3d="http://schemas.microsoft.com/office/drawing/2017/model3d" xmlns:o="urn:schemas-microsoft-com:office:office" xmlns:oel="http://schemas.microsoft.com/office/2019/extlst" xmlns:r="http://schemas.openxmlformats.org/officeDocument/2006/relationships" xmlns:m="http://schemas.openxmlformats.org/officeDocument/2006/math" xmlns:v="urn:schemas-microsoft-com:vml" xmlns:wp14="http://schemas.microsoft.com/office/word/2010/wordprocessingDrawing" xmlns:wp="http://schemas.openxmlformats.org/drawingml/2006/wordprocessingDrawing" xmlns:w10="urn:schemas-microsoft-com:office:word" xmlns:w="http://schemas.openxmlformats.org/wordprocessingml/2006/main" xmlns:w14="http://schemas.microsoft.com/office/word/2010/wordml" xmlns:w15="http://schemas.microsoft.com/office/word/2012/wordml" xmlns:w16cex="http://schemas.microsoft.com/office/word/2018/wordml/cex" xmlns:w16cid="http://schemas.microsoft.com/office/word/2016/wordml/cid" xmlns:w16="http://schemas.microsoft.com/office/word/2018/wordml" xmlns:w16du="http://schemas.microsoft.com/office/word/2023/wordml/word16du" xmlns:w16sdtdh="http://schemas.microsoft.com/office/word/2020/wordml/sdtdatahash" xmlns:w16se="http://schemas.microsoft.com/office/word/2015/wordml/symex" xmlns:wpg="http://schemas.microsoft.com/office/word/2010/wordprocessingGroup" xmlns:wpi="http://schemas.microsoft.com/office/word/2010/wordprocessingInk" xmlns:wne="http://schemas.microsoft.com/office/word/2006/wordml" xmlns:wps="http://schemas.microsoft.com/office/word/2010/wordprocessingShape" mc:Ignorable="w14 w15 w16se w16cid w16 w16cex w16sdtdh w16du wp14">
-  <w:p>
-    <w:pPr>
-      <w:bidi w:val="0"/>
       <w:rPr>
-        <w:sz w:val="24"/>
-        <w:szCs w:val="24"/>
+        <w:b/>
+        <w:bCs/>
       </w:rPr>
     </w:pPr>
+    <w:bookmarkStart w:id="14" w:name="_Hlk183606825"/>
+    <w:bookmarkStart w:id="15" w:name="_Hlk183606826"/>
     <w:proofErr w:type="gramStart"/>
     <w:r>
       <w:rPr>
         <w:rFonts w:hint="cs"/>
-        <w:sz w:val="24"/>
-        <w:szCs w:val="24"/>
+        <w:b/>
+        <w:bCs/>
         <w:rtl/>
       </w:rPr>
-      <w:t>الرقم :</w:t>
+      <w:t>الــرقــم :</w:t>
     </w:r>
     <w:proofErr w:type="gramEnd"/>
     <w:r>
       <w:rPr>
         <w:rFonts w:hint="cs"/>
-        <w:sz w:val="24"/>
-        <w:szCs w:val="24"/>
+        <w:b/>
+        <w:bCs/>
         <w:rtl/>
       </w:rPr>
-      <w:t xml:space="preserve">         </w:t>
+      <w:t xml:space="preserve">  </w:t>
+    </w:r>
+    <w:bookmarkStart w:id="16" w:name="IssuedNumber1"/>
+    <w:r>
+      <w:rPr>
+        <w:rFonts w:hint="cs"/>
+        <w:b/>
+        <w:bCs/>
+        <w:rtl/>
+      </w:rPr>
+      <w:t xml:space="preserve">      </w:t>
+    </w:r>
+    <w:bookmarkEnd w:id="16"/>
+    <w:r>
+      <w:rPr>
+        <w:rFonts w:hint="cs"/>
+        <w:b/>
+        <w:bCs/>
+        <w:rtl/>
+      </w:rPr>
+      <w:t xml:space="preserve">  </w:t>
     </w:r>
     <w:r>
       <w:rPr>
-        <w:rFonts w:asciiTheme="minorBidi" w:hAnsiTheme="minorBidi" w:hint="cs"/>
-        <w:color w:val="000000" w:themeColor="text1"/>
-        <w:sz w:val="32"/>
-        <w:szCs w:val="32"/>
+        <w:rFonts w:hint="cs"/>
+        <w:b/>
+        <w:bCs/>
+        <w:rtl/>
+      </w:rPr>
+      <w:t xml:space="preserve">/ </w:t>
+    </w:r>
+    <w:bookmarkStart w:id="17" w:name="Shift2"/>
+    <w:bookmarkEnd w:id="17"/>
+    <w:r>
+      <w:rPr>
+        <w:rFonts w:hint="cs"/>
+        <w:b/>
+        <w:bCs/>
         <w:rtl/>
       </w:rPr>
       <w:t xml:space="preserve"> </w:t>
@@ -1194,70 +1211,66 @@
     <w:r>
       <w:rPr>
         <w:rFonts w:hint="cs"/>
-        <w:sz w:val="24"/>
-        <w:szCs w:val="24"/>
+        <w:b/>
+        <w:bCs/>
         <w:rtl/>
       </w:rPr>
-      <w:t xml:space="preserve">/                                         التاريخ :  </w:t>
+      <w:t xml:space="preserve">مــغادرة </w:t>
     </w:r>
-    <w:sdt>
-      <w:sdtPr>
-        <w:rPr>
-          <w:rFonts w:hint="cs"/>
-          <w:sz w:val="24"/>
-          <w:szCs w:val="24"/>
-        </w:rPr>
-        <w:id w:val="-346942681"/>
-        <w:placeholder>
-          <w:docPart w:val="30C69BAE7DC0498E840174C1685720B5"/>
-        </w:placeholder>
-        <w:date>
-          <w:dateFormat w:val="dd/MM/yyyy"/>
-          <w:lid w:val="ar-SA"/>
-          <w:storeMappedDataAs w:val="dateTime"/>
-          <mc:AlternateContent>
-            <mc:Choice Requires="w14">
-              <w:calendar w:val="umalqura"/>
-            </mc:Choice>
-            <mc:Fallback>
-              <w:calendar w:val="hijri"/>
-            </mc:Fallback>
-          </mc:AlternateContent>
-        </w:date>
-      </w:sdtPr>
-      <w:sdtEndPr/>
-      <w:sdtContent>
-        <w:r>
-          <w:rPr>
-            <w:rFonts w:hint="cs"/>
-            <w:sz w:val="24"/>
-            <w:szCs w:val="24"/>
-            <w:rtl/>
-          </w:rPr>
-          <w:t xml:space="preserve">    </w:t>
-        </w:r>
-      </w:sdtContent>
-    </w:sdt>
     <w:r>
       <w:rPr>
         <w:rFonts w:hint="cs"/>
-        <w:sz w:val="24"/>
-        <w:szCs w:val="24"/>
+        <w:b/>
+        <w:bCs/>
         <w:rtl/>
       </w:rPr>
-      <w:t xml:space="preserve">                               المشفوعات :                              </w:t>
+      <w:t xml:space="preserve"> </w:t>
     </w:r>
+    <w:bookmarkStart w:id="18" w:name="HallNumber2"/>
+    <w:bookmarkEnd w:id="18"/>
+    <w:r>
+      <w:rPr>
+        <w:rFonts w:hint="cs"/>
+        <w:b/>
+        <w:bCs/>
+        <w:rtl/>
+      </w:rPr>
+      <w:t xml:space="preserve">                         التــاريــخ :   </w:t>
+    </w:r>
+    <w:bookmarkStart w:id="19" w:name="TodayDate2"/>
+    <w:bookmarkStart w:id="20" w:name="date2"/>
+    <w:r>
+      <w:rPr>
+        <w:rFonts w:hint="cs"/>
+        <w:b/>
+        <w:bCs/>
+        <w:rtl/>
+      </w:rPr>
+      <w:t xml:space="preserve">                       </w:t>
+    </w:r>
+    <w:bookmarkEnd w:id="19"/>
+    <w:r>
+      <w:rPr>
+        <w:rFonts w:hint="cs"/>
+        <w:b/>
+        <w:bCs/>
+        <w:rtl/>
+      </w:rPr>
+      <w:t xml:space="preserve">   </w:t>
+    </w:r>
+    <w:bookmarkEnd w:id="20"/>
+    <w:r>
+      <w:rPr>
+        <w:rFonts w:hint="cs"/>
+        <w:b/>
+        <w:bCs/>
+        <w:rtl/>
+      </w:rPr>
+      <w:t xml:space="preserve">                           المشفوعات : </w:t>
+    </w:r>
+    <w:bookmarkEnd w:id="14"/>
+    <w:bookmarkEnd w:id="15"/>
   </w:p>
-  <w:p>
-    <w:pPr>
-      <w:pStyle w:val="a6"/>
-    </w:pPr>
-  </w:p>
-</w:ftr>
-</file>
-
-<file path=word/footer3.xml><?xml version="1.0" encoding="utf-8"?>
-<w:ftr xmlns:wpc="http://schemas.microsoft.com/office/word/2010/wordprocessingCanvas" xmlns:cx="http://schemas.microsoft.com/office/drawing/2014/chartex" xmlns:cx1="http://schemas.microsoft.com/office/drawing/2015/9/8/chartex" xmlns:cx2="http://schemas.microsoft.com/office/drawing/2015/10/21/chartex" xmlns:cx3="http://schemas.microsoft.com/office/drawing/2016/5/9/chartex" xmlns:cx4="http://schemas.microsoft.com/office/drawing/2016/5/10/chartex" xmlns:cx5="http://schemas.microsoft.com/office/drawing/2016/5/11/chartex" xmlns:cx6="http://schemas.microsoft.com/office/drawing/2016/5/12/chartex" xmlns:cx7="http://schemas.microsoft.com/office/drawing/2016/5/13/chartex" xmlns:cx8="http://schemas.microsoft.com/office/drawing/2016/5/14/chartex" xmlns:mc="http://schemas.openxmlformats.org/markup-compatibility/2006" xmlns:aink="http://schemas.microsoft.com/office/drawing/2016/ink" xmlns:am3d="http://schemas.microsoft.com/office/drawing/2017/model3d" xmlns:o="urn:schemas-microsoft-com:office:office" xmlns:oel="http://schemas.microsoft.com/office/2019/extlst" xmlns:r="http://schemas.openxmlformats.org/officeDocument/2006/relationships" xmlns:m="http://schemas.openxmlformats.org/officeDocument/2006/math" xmlns:v="urn:schemas-microsoft-com:vml" xmlns:wp14="http://schemas.microsoft.com/office/word/2010/wordprocessingDrawing" xmlns:wp="http://schemas.openxmlformats.org/drawingml/2006/wordprocessingDrawing" xmlns:w10="urn:schemas-microsoft-com:office:word" xmlns:w="http://schemas.openxmlformats.org/wordprocessingml/2006/main" xmlns:w14="http://schemas.microsoft.com/office/word/2010/wordml" xmlns:w15="http://schemas.microsoft.com/office/word/2012/wordml" xmlns:w16cex="http://schemas.microsoft.com/office/word/2018/wordml/cex" xmlns:w16cid="http://schemas.microsoft.com/office/word/2016/wordml/cid" xmlns:w16="http://schemas.microsoft.com/office/word/2018/wordml" xmlns:w16du="http://schemas.microsoft.com/office/word/2023/wordml/word16du" xmlns:w16sdtdh="http://schemas.microsoft.com/office/word/2020/wordml/sdtdatahash" xmlns:w16se="http://schemas.microsoft.com/office/word/2015/wordml/symex" xmlns:wpg="http://schemas.microsoft.com/office/word/2010/wordprocessingGroup" xmlns:wpi="http://schemas.microsoft.com/office/word/2010/wordprocessingInk" xmlns:wne="http://schemas.microsoft.com/office/word/2006/wordml" xmlns:wps="http://schemas.microsoft.com/office/word/2010/wordprocessingShape" mc:Ignorable="w14 w15 w16se w16cid w16 w16cex w16sdtdh w16du wp14">
   <w:p>
     <w:pPr>
       <w:pStyle w:val="a6"/>
@@ -1293,16 +1306,6 @@
 
 <file path=word/header1.xml><?xml version="1.0" encoding="utf-8"?>
 <w:hdr xmlns:wpc="http://schemas.microsoft.com/office/word/2010/wordprocessingCanvas" xmlns:cx="http://schemas.microsoft.com/office/drawing/2014/chartex" xmlns:cx1="http://schemas.microsoft.com/office/drawing/2015/9/8/chartex" xmlns:cx2="http://schemas.microsoft.com/office/drawing/2015/10/21/chartex" xmlns:cx3="http://schemas.microsoft.com/office/drawing/2016/5/9/chartex" xmlns:cx4="http://schemas.microsoft.com/office/drawing/2016/5/10/chartex" xmlns:cx5="http://schemas.microsoft.com/office/drawing/2016/5/11/chartex" xmlns:cx6="http://schemas.microsoft.com/office/drawing/2016/5/12/chartex" xmlns:cx7="http://schemas.microsoft.com/office/drawing/2016/5/13/chartex" xmlns:cx8="http://schemas.microsoft.com/office/drawing/2016/5/14/chartex" xmlns:mc="http://schemas.openxmlformats.org/markup-compatibility/2006" xmlns:aink="http://schemas.microsoft.com/office/drawing/2016/ink" xmlns:am3d="http://schemas.microsoft.com/office/drawing/2017/model3d" xmlns:o="urn:schemas-microsoft-com:office:office" xmlns:oel="http://schemas.microsoft.com/office/2019/extlst" xmlns:r="http://schemas.openxmlformats.org/officeDocument/2006/relationships" xmlns:m="http://schemas.openxmlformats.org/officeDocument/2006/math" xmlns:v="urn:schemas-microsoft-com:vml" xmlns:wp14="http://schemas.microsoft.com/office/word/2010/wordprocessingDrawing" xmlns:wp="http://schemas.openxmlformats.org/drawingml/2006/wordprocessingDrawing" xmlns:w10="urn:schemas-microsoft-com:office:word" xmlns:w="http://schemas.openxmlformats.org/wordprocessingml/2006/main" xmlns:w14="http://schemas.microsoft.com/office/word/2010/wordml" xmlns:w15="http://schemas.microsoft.com/office/word/2012/wordml" xmlns:w16cex="http://schemas.microsoft.com/office/word/2018/wordml/cex" xmlns:w16cid="http://schemas.microsoft.com/office/word/2016/wordml/cid" xmlns:w16="http://schemas.microsoft.com/office/word/2018/wordml" xmlns:w16du="http://schemas.microsoft.com/office/word/2023/wordml/word16du" xmlns:w16sdtdh="http://schemas.microsoft.com/office/word/2020/wordml/sdtdatahash" xmlns:w16se="http://schemas.microsoft.com/office/word/2015/wordml/symex" xmlns:wpg="http://schemas.microsoft.com/office/word/2010/wordprocessingGroup" xmlns:wpi="http://schemas.microsoft.com/office/word/2010/wordprocessingInk" xmlns:wne="http://schemas.microsoft.com/office/word/2006/wordml" xmlns:wps="http://schemas.microsoft.com/office/word/2010/wordprocessingShape" mc:Ignorable="w14 w15 w16se w16cid w16 w16cex w16sdtdh w16du wp14">
-  <w:p>
-    <w:pPr>
-      <w:pStyle w:val="a5"/>
-    </w:pPr>
-  </w:p>
-</w:hdr>
-</file>
-
-<file path=word/header2.xml><?xml version="1.0" encoding="utf-8"?>
-<w:hdr xmlns:wpc="http://schemas.microsoft.com/office/word/2010/wordprocessingCanvas" xmlns:cx="http://schemas.microsoft.com/office/drawing/2014/chartex" xmlns:cx1="http://schemas.microsoft.com/office/drawing/2015/9/8/chartex" xmlns:cx2="http://schemas.microsoft.com/office/drawing/2015/10/21/chartex" xmlns:cx3="http://schemas.microsoft.com/office/drawing/2016/5/9/chartex" xmlns:cx4="http://schemas.microsoft.com/office/drawing/2016/5/10/chartex" xmlns:cx5="http://schemas.microsoft.com/office/drawing/2016/5/11/chartex" xmlns:cx6="http://schemas.microsoft.com/office/drawing/2016/5/12/chartex" xmlns:cx7="http://schemas.microsoft.com/office/drawing/2016/5/13/chartex" xmlns:cx8="http://schemas.microsoft.com/office/drawing/2016/5/14/chartex" xmlns:mc="http://schemas.openxmlformats.org/markup-compatibility/2006" xmlns:aink="http://schemas.microsoft.com/office/drawing/2016/ink" xmlns:am3d="http://schemas.microsoft.com/office/drawing/2017/model3d" xmlns:o="urn:schemas-microsoft-com:office:office" xmlns:oel="http://schemas.microsoft.com/office/2019/extlst" xmlns:r="http://schemas.openxmlformats.org/officeDocument/2006/relationships" xmlns:m="http://schemas.openxmlformats.org/officeDocument/2006/math" xmlns:v="urn:schemas-microsoft-com:vml" xmlns:wp14="http://schemas.microsoft.com/office/word/2010/wordprocessingDrawing" xmlns:wp="http://schemas.openxmlformats.org/drawingml/2006/wordprocessingDrawing" xmlns:w10="urn:schemas-microsoft-com:office:word" xmlns:w="http://schemas.openxmlformats.org/wordprocessingml/2006/main" xmlns:w14="http://schemas.microsoft.com/office/word/2010/wordml" xmlns:w15="http://schemas.microsoft.com/office/word/2012/wordml" xmlns:w16cex="http://schemas.microsoft.com/office/word/2018/wordml/cex" xmlns:w16cid="http://schemas.microsoft.com/office/word/2016/wordml/cid" xmlns:w16="http://schemas.microsoft.com/office/word/2018/wordml" xmlns:w16du="http://schemas.microsoft.com/office/word/2023/wordml/word16du" xmlns:w16sdtdh="http://schemas.microsoft.com/office/word/2020/wordml/sdtdatahash" xmlns:w16se="http://schemas.microsoft.com/office/word/2015/wordml/symex" xmlns:wpg="http://schemas.microsoft.com/office/word/2010/wordprocessingGroup" xmlns:wpi="http://schemas.microsoft.com/office/word/2010/wordprocessingInk" xmlns:wne="http://schemas.microsoft.com/office/word/2006/wordml" xmlns:wps="http://schemas.microsoft.com/office/word/2010/wordprocessingShape" mc:Ignorable="w14 w15 w16se w16cid w16 w16cex w16sdtdh w16du wp14">
   <w:bookmarkStart w:id="12" w:name="_Hlk172225417"/>
   <w:bookmarkStart w:id="13" w:name="_Hlk172225418"/>
   <w:p>
@@ -1314,7 +1317,7 @@
       <w:jc w:val="right"/>
     </w:pPr>
     <w:r>
-      <w:object w:dxaOrig="225" w:dyaOrig="225" w14:anchorId="7C72A42D">
+      <w:object w:dxaOrig="1440" w:dyaOrig="1440" w14:anchorId="7C72A42D">
         <v:shapetype id="_x0000_t75" coordsize="21600,21600" o:spt="75" o:preferrelative="t" path="m@4@5l@4@11@9@11@9@5xe" filled="f" stroked="f">
           <v:stroke joinstyle="miter"/>
           <v:formulas>
@@ -1334,10 +1337,10 @@
           <v:path o:extrusionok="f" gradientshapeok="t" o:connecttype="rect"/>
           <o:lock v:ext="edit" aspectratio="t"/>
         </v:shapetype>
-        <v:shape id="_x0000_i1048" type="#_x0000_t75" style="width:3.75pt;height:7.5pt">
+        <v:shape id="_x0000_i1027" type="#_x0000_t75" style="width:4.1pt;height:7.45pt">
           <v:imagedata r:id="rId1" o:title=""/>
         </v:shape>
-        <w:control r:id="rId2" w:name="CommandButton1" w:shapeid="_x0000_i1048"/>
+        <w:control r:id="rId2" w:name="CommandButton1" w:shapeid="_x0000_i1027"/>
       </w:object>
     </w:r>
     <w:r>
@@ -1972,16 +1975,6 @@
 </w:hdr>
 </file>
 
-<file path=word/header3.xml><?xml version="1.0" encoding="utf-8"?>
-<w:hdr xmlns:wpc="http://schemas.microsoft.com/office/word/2010/wordprocessingCanvas" xmlns:cx="http://schemas.microsoft.com/office/drawing/2014/chartex" xmlns:cx1="http://schemas.microsoft.com/office/drawing/2015/9/8/chartex" xmlns:cx2="http://schemas.microsoft.com/office/drawing/2015/10/21/chartex" xmlns:cx3="http://schemas.microsoft.com/office/drawing/2016/5/9/chartex" xmlns:cx4="http://schemas.microsoft.com/office/drawing/2016/5/10/chartex" xmlns:cx5="http://schemas.microsoft.com/office/drawing/2016/5/11/chartex" xmlns:cx6="http://schemas.microsoft.com/office/drawing/2016/5/12/chartex" xmlns:cx7="http://schemas.microsoft.com/office/drawing/2016/5/13/chartex" xmlns:cx8="http://schemas.microsoft.com/office/drawing/2016/5/14/chartex" xmlns:mc="http://schemas.openxmlformats.org/markup-compatibility/2006" xmlns:aink="http://schemas.microsoft.com/office/drawing/2016/ink" xmlns:am3d="http://schemas.microsoft.com/office/drawing/2017/model3d" xmlns:o="urn:schemas-microsoft-com:office:office" xmlns:oel="http://schemas.microsoft.com/office/2019/extlst" xmlns:r="http://schemas.openxmlformats.org/officeDocument/2006/relationships" xmlns:m="http://schemas.openxmlformats.org/officeDocument/2006/math" xmlns:v="urn:schemas-microsoft-com:vml" xmlns:wp14="http://schemas.microsoft.com/office/word/2010/wordprocessingDrawing" xmlns:wp="http://schemas.openxmlformats.org/drawingml/2006/wordprocessingDrawing" xmlns:w10="urn:schemas-microsoft-com:office:word" xmlns:w="http://schemas.openxmlformats.org/wordprocessingml/2006/main" xmlns:w14="http://schemas.microsoft.com/office/word/2010/wordml" xmlns:w15="http://schemas.microsoft.com/office/word/2012/wordml" xmlns:w16cex="http://schemas.microsoft.com/office/word/2018/wordml/cex" xmlns:w16cid="http://schemas.microsoft.com/office/word/2016/wordml/cid" xmlns:w16="http://schemas.microsoft.com/office/word/2018/wordml" xmlns:w16du="http://schemas.microsoft.com/office/word/2023/wordml/word16du" xmlns:w16sdtdh="http://schemas.microsoft.com/office/word/2020/wordml/sdtdatahash" xmlns:w16se="http://schemas.microsoft.com/office/word/2015/wordml/symex" xmlns:wpg="http://schemas.microsoft.com/office/word/2010/wordprocessingGroup" xmlns:wpi="http://schemas.microsoft.com/office/word/2010/wordprocessingInk" xmlns:wne="http://schemas.microsoft.com/office/word/2006/wordml" xmlns:wps="http://schemas.microsoft.com/office/word/2010/wordprocessingShape" mc:Ignorable="w14 w15 w16se w16cid w16 w16cex w16sdtdh w16du wp14">
-  <w:p>
-    <w:pPr>
-      <w:pStyle w:val="a5"/>
-    </w:pPr>
-  </w:p>
-</w:hdr>
-</file>
-
 <file path=word/styles.xml><?xml version="1.0" encoding="utf-8"?>
 <w:styles xmlns:mc="http://schemas.openxmlformats.org/markup-compatibility/2006" xmlns:r="http://schemas.openxmlformats.org/officeDocument/2006/relationships" xmlns:w="http://schemas.openxmlformats.org/wordprocessingml/2006/main" xmlns:w14="http://schemas.microsoft.com/office/word/2010/wordml" xmlns:w15="http://schemas.microsoft.com/office/word/2012/wordml" xmlns:w16cex="http://schemas.microsoft.com/office/word/2018/wordml/cex" xmlns:w16cid="http://schemas.microsoft.com/office/word/2016/wordml/cid" xmlns:w16="http://schemas.microsoft.com/office/word/2018/wordml" xmlns:w16du="http://schemas.microsoft.com/office/word/2023/wordml/word16du" xmlns:w16sdtdh="http://schemas.microsoft.com/office/word/2020/wordml/sdtdatahash" xmlns:w16se="http://schemas.microsoft.com/office/word/2015/wordml/symex" mc:Ignorable="w14 w15 w16se w16cid w16 w16cex w16sdtdh w16du">
   <w:docDefaults>
@@ -2387,7 +2380,6 @@
   <w:style w:type="character" w:default="1" w:styleId="a0">
     <w:name w:val="Default Paragraph Font"/>
     <w:uiPriority w:val="1"/>
-    <w:semiHidden/>
     <w:unhideWhenUsed/>
   </w:style>
   <w:style w:type="table" w:default="1" w:styleId="a1">
@@ -2482,649 +2474,35 @@
     <w:uiPriority w:val="99"/>
     <w:rsid w:val="00264529"/>
   </w:style>
+  <w:style w:type="table" w:customStyle="1" w:styleId="1">
+    <w:name w:val="شبكة جدول1"/>
+    <w:basedOn w:val="a1"/>
+    <w:next w:val="a3"/>
+    <w:uiPriority w:val="39"/>
+    <w:rsid w:val="000C6E89"/>
+    <w:pPr>
+      <w:spacing w:after="0" w:line="240" w:lineRule="auto"/>
+    </w:pPr>
+    <w:rPr>
+      <w:rFonts w:ascii="Aptos" w:eastAsia="Times New Roman" w:hAnsi="Aptos" w:cs="Arial"/>
+    </w:rPr>
+    <w:tblPr>
+      <w:tblInd w:w="0" w:type="nil"/>
+      <w:tblBorders>
+        <w:top w:val="single" w:sz="4" w:space="0" w:color="auto"/>
+        <w:left w:val="single" w:sz="4" w:space="0" w:color="auto"/>
+        <w:bottom w:val="single" w:sz="4" w:space="0" w:color="auto"/>
+        <w:right w:val="single" w:sz="4" w:space="0" w:color="auto"/>
+        <w:insideH w:val="single" w:sz="4" w:space="0" w:color="auto"/>
+        <w:insideV w:val="single" w:sz="4" w:space="0" w:color="auto"/>
+      </w:tblBorders>
+    </w:tblPr>
+  </w:style>
 </w:styles>
 </file>
 
 <file path=word/activeX/activeX1.xml><?xml version="1.0" encoding="utf-8"?>
 <ax:ocx xmlns:ax="http://schemas.microsoft.com/office/2006/activeX" xmlns:r="http://schemas.openxmlformats.org/officeDocument/2006/relationships" ax:classid="{D7053240-CE69-11CD-A777-00DD01143C57}" ax:persistence="persistStorage" r:id="rId1"/>
-</file>
-
-<file path=word/glossary/document.xml><?xml version="1.0" encoding="utf-8"?>
-<w:glossaryDocument xmlns:wpc="http://schemas.microsoft.com/office/word/2010/wordprocessingCanvas" xmlns:cx="http://schemas.microsoft.com/office/drawing/2014/chartex" xmlns:cx1="http://schemas.microsoft.com/office/drawing/2015/9/8/chartex" xmlns:cx2="http://schemas.microsoft.com/office/drawing/2015/10/21/chartex" xmlns:cx3="http://schemas.microsoft.com/office/drawing/2016/5/9/chartex" xmlns:cx4="http://schemas.microsoft.com/office/drawing/2016/5/10/chartex" xmlns:cx5="http://schemas.microsoft.com/office/drawing/2016/5/11/chartex" xmlns:cx6="http://schemas.microsoft.com/office/drawing/2016/5/12/chartex" xmlns:cx7="http://schemas.microsoft.com/office/drawing/2016/5/13/chartex" xmlns:cx8="http://schemas.microsoft.com/office/drawing/2016/5/14/chartex" xmlns:mc="http://schemas.openxmlformats.org/markup-compatibility/2006" xmlns:aink="http://schemas.microsoft.com/office/drawing/2016/ink" xmlns:am3d="http://schemas.microsoft.com/office/drawing/2017/model3d" xmlns:o="urn:schemas-microsoft-com:office:office" xmlns:oel="http://schemas.microsoft.com/office/2019/extlst" xmlns:r="http://schemas.openxmlformats.org/officeDocument/2006/relationships" xmlns:m="http://schemas.openxmlformats.org/officeDocument/2006/math" xmlns:v="urn:schemas-microsoft-com:vml" xmlns:wp14="http://schemas.microsoft.com/office/word/2010/wordprocessingDrawing" xmlns:wp="http://schemas.openxmlformats.org/drawingml/2006/wordprocessingDrawing" xmlns:w10="urn:schemas-microsoft-com:office:word" xmlns:w="http://schemas.openxmlformats.org/wordprocessingml/2006/main" xmlns:w14="http://schemas.microsoft.com/office/word/2010/wordml" xmlns:w15="http://schemas.microsoft.com/office/word/2012/wordml" xmlns:w16cex="http://schemas.microsoft.com/office/word/2018/wordml/cex" xmlns:w16cid="http://schemas.microsoft.com/office/word/2016/wordml/cid" xmlns:w16="http://schemas.microsoft.com/office/word/2018/wordml" xmlns:w16du="http://schemas.microsoft.com/office/word/2023/wordml/word16du" xmlns:w16sdtdh="http://schemas.microsoft.com/office/word/2020/wordml/sdtdatahash" xmlns:w16se="http://schemas.microsoft.com/office/word/2015/wordml/symex" xmlns:wpg="http://schemas.microsoft.com/office/word/2010/wordprocessingGroup" xmlns:wpi="http://schemas.microsoft.com/office/word/2010/wordprocessingInk" xmlns:wne="http://schemas.microsoft.com/office/word/2006/wordml" xmlns:wps="http://schemas.microsoft.com/office/word/2010/wordprocessingShape" mc:Ignorable="w14 w15 w16se w16cid w16 w16cex w16sdtdh w16du wp14">
-  <w:docParts>
-    <w:docPart>
-      <w:docPartPr>
-        <w:name w:val="30C69BAE7DC0498E840174C1685720B5"/>
-        <w:category>
-          <w:name w:val="عام"/>
-          <w:gallery w:val="placeholder"/>
-        </w:category>
-        <w:types>
-          <w:type w:val="bbPlcHdr"/>
-        </w:types>
-        <w:behaviors>
-          <w:behavior w:val="content"/>
-        </w:behaviors>
-        <w:guid w:val="{421FB423-23F9-4475-ADDF-C562DD42A3D9}"/>
-      </w:docPartPr>
-      <w:docPartBody>
-        <w:p>
-          <w:pPr>
-            <w:pStyle w:val="30C69BAE7DC0498E840174C1685720B5"/>
-          </w:pPr>
-          <w:r>
-            <w:rPr>
-              <w:rStyle w:val="a3"/>
-              <w:rtl/>
-            </w:rPr>
-            <w:t>انقر أو اضغط لإدخال تاريخ</w:t>
-          </w:r>
-          <w:r>
-            <w:rPr>
-              <w:rStyle w:val="a3"/>
-            </w:rPr>
-            <w:t>.</w:t>
-          </w:r>
-        </w:p>
-      </w:docPartBody>
-    </w:docPart>
-  </w:docParts>
-</w:glossaryDocument>
-</file>
-
-<file path=word/glossary/fontTable.xml><?xml version="1.0" encoding="utf-8"?>
-<w:fonts xmlns:mc="http://schemas.openxmlformats.org/markup-compatibility/2006" xmlns:r="http://schemas.openxmlformats.org/officeDocument/2006/relationships" xmlns:w="http://schemas.openxmlformats.org/wordprocessingml/2006/main" xmlns:w14="http://schemas.microsoft.com/office/word/2010/wordml" xmlns:w15="http://schemas.microsoft.com/office/word/2012/wordml" xmlns:w16cex="http://schemas.microsoft.com/office/word/2018/wordml/cex" xmlns:w16cid="http://schemas.microsoft.com/office/word/2016/wordml/cid" xmlns:w16="http://schemas.microsoft.com/office/word/2018/wordml" xmlns:w16du="http://schemas.microsoft.com/office/word/2023/wordml/word16du" xmlns:w16sdtdh="http://schemas.microsoft.com/office/word/2020/wordml/sdtdatahash" xmlns:w16se="http://schemas.microsoft.com/office/word/2015/wordml/symex" mc:Ignorable="w14 w15 w16se w16cid w16 w16cex w16sdtdh w16du">
-  <w:font w:name="Calibri">
-    <w:panose1 w:val="020F0502020204030204"/>
-    <w:charset w:val="00"/>
-    <w:family w:val="swiss"/>
-    <w:pitch w:val="variable"/>
-    <w:sig w:usb0="E4002EFF" w:usb1="C200247B" w:usb2="00000009" w:usb3="00000000" w:csb0="000001FF" w:csb1="00000000"/>
-  </w:font>
-  <w:font w:name="Times New Roman">
-    <w:panose1 w:val="02020603050405020304"/>
-    <w:charset w:val="00"/>
-    <w:family w:val="roman"/>
-    <w:pitch w:val="variable"/>
-    <w:sig w:usb0="E0002EFF" w:usb1="C000785B" w:usb2="00000009" w:usb3="00000000" w:csb0="000001FF" w:csb1="00000000"/>
-  </w:font>
-  <w:font w:name="Arial">
-    <w:panose1 w:val="020B0604020202020204"/>
-    <w:charset w:val="00"/>
-    <w:family w:val="swiss"/>
-    <w:pitch w:val="variable"/>
-    <w:sig w:usb0="E0002EFF" w:usb1="C000785B" w:usb2="00000009" w:usb3="00000000" w:csb0="000001FF" w:csb1="00000000"/>
-  </w:font>
-  <w:font w:name="PT Bold Heading">
-    <w:altName w:val="Arial"/>
-    <w:panose1 w:val="02010400000000000000"/>
-    <w:charset w:val="B2"/>
-    <w:family w:val="auto"/>
-    <w:pitch w:val="variable"/>
-    <w:sig w:usb0="00002001" w:usb1="80000000" w:usb2="00000008" w:usb3="00000000" w:csb0="00000040" w:csb1="00000000"/>
-  </w:font>
-  <w:font w:name="Cambria">
-    <w:panose1 w:val="02040503050406030204"/>
-    <w:charset w:val="00"/>
-    <w:family w:val="roman"/>
-    <w:pitch w:val="variable"/>
-    <w:sig w:usb0="E00006FF" w:usb1="420024FF" w:usb2="02000000" w:usb3="00000000" w:csb0="0000019F" w:csb1="00000000"/>
-  </w:font>
-  <w:font w:name="Farsi Simple Bold">
-    <w:panose1 w:val="02010400000000000000"/>
-    <w:charset w:val="B2"/>
-    <w:family w:val="auto"/>
-    <w:pitch w:val="variable"/>
-    <w:sig w:usb0="00002001" w:usb1="80000000" w:usb2="00000008" w:usb3="00000000" w:csb0="00000040" w:csb1="00000000"/>
-  </w:font>
-  <w:font w:name="Helvetica">
-    <w:panose1 w:val="020B0604020202020204"/>
-    <w:charset w:val="00"/>
-    <w:family w:val="swiss"/>
-    <w:pitch w:val="variable"/>
-    <w:sig w:usb0="E0002EFF" w:usb1="C000785B" w:usb2="00000009" w:usb3="00000000" w:csb0="000001FF" w:csb1="00000000"/>
-  </w:font>
-  <w:font w:name="Calibri Light">
-    <w:panose1 w:val="020F0302020204030204"/>
-    <w:charset w:val="00"/>
-    <w:family w:val="swiss"/>
-    <w:pitch w:val="variable"/>
-    <w:sig w:usb0="E4002EFF" w:usb1="C200247B" w:usb2="00000009" w:usb3="00000000" w:csb0="000001FF" w:csb1="00000000"/>
-  </w:font>
-  <w:font w:name="Aptos">
-    <w:charset w:val="00"/>
-    <w:family w:val="swiss"/>
-    <w:pitch w:val="variable"/>
-    <w:sig w:usb0="20000287" w:usb1="00000003" w:usb2="00000000" w:usb3="00000000" w:csb0="0000019F" w:csb1="00000000"/>
-  </w:font>
-  <w:font w:name="Aptos Display">
-    <w:charset w:val="00"/>
-    <w:family w:val="swiss"/>
-    <w:pitch w:val="variable"/>
-    <w:sig w:usb0="20000287" w:usb1="00000003" w:usb2="00000000" w:usb3="00000000" w:csb0="0000019F" w:csb1="00000000"/>
-  </w:font>
-</w:fonts>
-</file>
-
-<file path=word/glossary/settings.xml><?xml version="1.0" encoding="utf-8"?>
-<w:settings xmlns:mc="http://schemas.openxmlformats.org/markup-compatibility/2006" xmlns:o="urn:schemas-microsoft-com:office:office" xmlns:r="http://schemas.openxmlformats.org/officeDocument/2006/relationships" xmlns:m="http://schemas.openxmlformats.org/officeDocument/2006/math" xmlns:v="urn:schemas-microsoft-com:vml" xmlns:w10="urn:schemas-microsoft-com:office:word" xmlns:w="http://schemas.openxmlformats.org/wordprocessingml/2006/main" xmlns:w14="http://schemas.microsoft.com/office/word/2010/wordml" xmlns:w15="http://schemas.microsoft.com/office/word/2012/wordml" xmlns:w16cex="http://schemas.microsoft.com/office/word/2018/wordml/cex" xmlns:w16cid="http://schemas.microsoft.com/office/word/2016/wordml/cid" xmlns:w16="http://schemas.microsoft.com/office/word/2018/wordml" xmlns:w16du="http://schemas.microsoft.com/office/word/2023/wordml/word16du" xmlns:w16sdtdh="http://schemas.microsoft.com/office/word/2020/wordml/sdtdatahash" xmlns:w16se="http://schemas.microsoft.com/office/word/2015/wordml/symex" xmlns:sl="http://schemas.openxmlformats.org/schemaLibrary/2006/main" mc:Ignorable="w14 w15 w16se w16cid w16 w16cex w16sdtdh w16du">
-  <w:view w:val="normal"/>
-  <w:defaultTabStop w:val="720"/>
-  <w:characterSpacingControl w:val="doNotCompress"/>
-  <w:compat>
-    <w:useFELayout/>
-    <w:compatSetting w:name="compatibilityMode" w:uri="http://schemas.microsoft.com/office/word" w:val="15"/>
-    <w:compatSetting w:name="overrideTableStyleFontSizeAndJustification" w:uri="http://schemas.microsoft.com/office/word" w:val="1"/>
-    <w:compatSetting w:name="enableOpenTypeFeatures" w:uri="http://schemas.microsoft.com/office/word" w:val="1"/>
-    <w:compatSetting w:name="doNotFlipMirrorIndents" w:uri="http://schemas.microsoft.com/office/word" w:val="1"/>
-    <w:compatSetting w:name="differentiateMultirowTableHeaders" w:uri="http://schemas.microsoft.com/office/word" w:val="1"/>
-    <w:compatSetting w:name="useWord2013TrackBottomHyphenation" w:uri="http://schemas.microsoft.com/office/word" w:val="0"/>
-  </w:compat>
-  <w:rsids>
-    <w:rsidRoot w:val="00FC03A8"/>
-    <w:rsid w:val="001477AE"/>
-    <w:rsid w:val="001B7BB8"/>
-    <w:rsid w:val="001D2165"/>
-    <w:rsid w:val="003B0BF4"/>
-    <w:rsid w:val="00427A79"/>
-    <w:rsid w:val="00524F8A"/>
-    <w:rsid w:val="006A7CE2"/>
-    <w:rsid w:val="006D5E70"/>
-    <w:rsid w:val="00765C4E"/>
-    <w:rsid w:val="007B331F"/>
-    <w:rsid w:val="008877E4"/>
-    <w:rsid w:val="00892B82"/>
-    <w:rsid w:val="008A33B3"/>
-    <w:rsid w:val="00AB1897"/>
-    <w:rsid w:val="00AC1B64"/>
-    <w:rsid w:val="00B63E3A"/>
-    <w:rsid w:val="00BF5620"/>
-    <w:rsid w:val="00D314D1"/>
-    <w:rsid w:val="00F23640"/>
-    <w:rsid w:val="00FC03A8"/>
-  </w:rsids>
-  <m:mathPr>
-    <m:mathFont m:val="Cambria Math"/>
-    <m:brkBin m:val="before"/>
-    <m:brkBinSub m:val="--"/>
-    <m:smallFrac m:val="0"/>
-    <m:dispDef/>
-    <m:lMargin m:val="0"/>
-    <m:rMargin m:val="0"/>
-    <m:defJc m:val="centerGroup"/>
-    <m:wrapIndent m:val="1440"/>
-    <m:intLim m:val="subSup"/>
-    <m:naryLim m:val="undOvr"/>
-  </m:mathPr>
-  <w:themeFontLang w:val="en-US" w:bidi="ar-SA"/>
-  <w:clrSchemeMapping w:bg1="light1" w:t1="dark1" w:bg2="light2" w:t2="dark2" w:accent1="accent1" w:accent2="accent2" w:accent3="accent3" w:accent4="accent4" w:accent5="accent5" w:accent6="accent6" w:hyperlink="hyperlink" w:followedHyperlink="followedHyperlink"/>
-  <w:decimalSymbol w:val="."/>
-  <w:listSeparator w:val=";"/>
-  <w15:chartTrackingRefBased/>
-</w:settings>
-</file>
-
-<file path=word/glossary/styles.xml><?xml version="1.0" encoding="utf-8"?>
-<w:styles xmlns:mc="http://schemas.openxmlformats.org/markup-compatibility/2006" xmlns:r="http://schemas.openxmlformats.org/officeDocument/2006/relationships" xmlns:w="http://schemas.openxmlformats.org/wordprocessingml/2006/main" xmlns:w14="http://schemas.microsoft.com/office/word/2010/wordml" xmlns:w15="http://schemas.microsoft.com/office/word/2012/wordml" xmlns:w16cex="http://schemas.microsoft.com/office/word/2018/wordml/cex" xmlns:w16cid="http://schemas.microsoft.com/office/word/2016/wordml/cid" xmlns:w16="http://schemas.microsoft.com/office/word/2018/wordml" xmlns:w16du="http://schemas.microsoft.com/office/word/2023/wordml/word16du" xmlns:w16sdtdh="http://schemas.microsoft.com/office/word/2020/wordml/sdtdatahash" xmlns:w16se="http://schemas.microsoft.com/office/word/2015/wordml/symex" mc:Ignorable="w14 w15 w16se w16cid w16 w16cex w16sdtdh w16du">
-  <w:docDefaults>
-    <w:rPrDefault>
-      <w:rPr>
-        <w:rFonts w:asciiTheme="minorHAnsi" w:eastAsiaTheme="minorEastAsia" w:hAnsiTheme="minorHAnsi" w:cstheme="minorBidi"/>
-        <w:sz w:val="22"/>
-        <w:szCs w:val="22"/>
-        <w:lang w:val="en-US" w:eastAsia="en-US" w:bidi="ar-SA"/>
-      </w:rPr>
-    </w:rPrDefault>
-    <w:pPrDefault>
-      <w:pPr>
-        <w:spacing w:after="160" w:line="259" w:lineRule="auto"/>
-      </w:pPr>
-    </w:pPrDefault>
-  </w:docDefaults>
-  <w:latentStyles w:defLockedState="0" w:defUIPriority="99" w:defSemiHidden="0" w:defUnhideWhenUsed="0" w:defQFormat="0" w:count="376">
-    <w:lsdException w:name="Normal" w:uiPriority="0" w:qFormat="1"/>
-    <w:lsdException w:name="heading 1" w:uiPriority="9" w:qFormat="1"/>
-    <w:lsdException w:name="heading 2" w:semiHidden="1" w:uiPriority="9" w:unhideWhenUsed="1" w:qFormat="1"/>
-    <w:lsdException w:name="heading 3" w:semiHidden="1" w:uiPriority="9" w:unhideWhenUsed="1" w:qFormat="1"/>
-    <w:lsdException w:name="heading 4" w:semiHidden="1" w:uiPriority="9" w:unhideWhenUsed="1" w:qFormat="1"/>
-    <w:lsdException w:name="heading 5" w:semiHidden="1" w:uiPriority="9" w:unhideWhenUsed="1" w:qFormat="1"/>
-    <w:lsdException w:name="heading 6" w:semiHidden="1" w:uiPriority="9" w:unhideWhenUsed="1" w:qFormat="1"/>
-    <w:lsdException w:name="heading 7" w:semiHidden="1" w:uiPriority="9" w:unhideWhenUsed="1" w:qFormat="1"/>
-    <w:lsdException w:name="heading 8" w:semiHidden="1" w:uiPriority="9" w:unhideWhenUsed="1" w:qFormat="1"/>
-    <w:lsdException w:name="heading 9" w:semiHidden="1" w:uiPriority="9" w:unhideWhenUsed="1" w:qFormat="1"/>
-    <w:lsdException w:name="index 1" w:semiHidden="1" w:unhideWhenUsed="1"/>
-    <w:lsdException w:name="index 2" w:semiHidden="1" w:unhideWhenUsed="1"/>
-    <w:lsdException w:name="index 3" w:semiHidden="1" w:unhideWhenUsed="1"/>
-    <w:lsdException w:name="index 4" w:semiHidden="1" w:unhideWhenUsed="1"/>
-    <w:lsdException w:name="index 5" w:semiHidden="1" w:unhideWhenUsed="1"/>
-    <w:lsdException w:name="index 6" w:semiHidden="1" w:unhideWhenUsed="1"/>
-    <w:lsdException w:name="index 7" w:semiHidden="1" w:unhideWhenUsed="1"/>
-    <w:lsdException w:name="index 8" w:semiHidden="1" w:unhideWhenUsed="1"/>
-    <w:lsdException w:name="index 9" w:semiHidden="1" w:unhideWhenUsed="1"/>
-    <w:lsdException w:name="toc 1" w:semiHidden="1" w:uiPriority="39" w:unhideWhenUsed="1"/>
-    <w:lsdException w:name="toc 2" w:semiHidden="1" w:uiPriority="39" w:unhideWhenUsed="1"/>
-    <w:lsdException w:name="toc 3" w:semiHidden="1" w:uiPriority="39" w:unhideWhenUsed="1"/>
-    <w:lsdException w:name="toc 4" w:semiHidden="1" w:uiPriority="39" w:unhideWhenUsed="1"/>
-    <w:lsdException w:name="toc 5" w:semiHidden="1" w:uiPriority="39" w:unhideWhenUsed="1"/>
-    <w:lsdException w:name="toc 6" w:semiHidden="1" w:uiPriority="39" w:unhideWhenUsed="1"/>
-    <w:lsdException w:name="toc 7" w:semiHidden="1" w:uiPriority="39" w:unhideWhenUsed="1"/>
-    <w:lsdException w:name="toc 8" w:semiHidden="1" w:uiPriority="39" w:unhideWhenUsed="1"/>
-    <w:lsdException w:name="toc 9" w:semiHidden="1" w:uiPriority="39" w:unhideWhenUsed="1"/>
-    <w:lsdException w:name="Normal Indent" w:semiHidden="1" w:unhideWhenUsed="1"/>
-    <w:lsdException w:name="footnote text" w:semiHidden="1" w:unhideWhenUsed="1"/>
-    <w:lsdException w:name="annotation text" w:semiHidden="1" w:unhideWhenUsed="1"/>
-    <w:lsdException w:name="header" w:semiHidden="1" w:unhideWhenUsed="1"/>
-    <w:lsdException w:name="footer" w:semiHidden="1" w:unhideWhenUsed="1"/>
-    <w:lsdException w:name="index heading" w:semiHidden="1" w:unhideWhenUsed="1"/>
-    <w:lsdException w:name="caption" w:semiHidden="1" w:uiPriority="35" w:unhideWhenUsed="1" w:qFormat="1"/>
-    <w:lsdException w:name="table of figures" w:semiHidden="1" w:unhideWhenUsed="1"/>
-    <w:lsdException w:name="envelope address" w:semiHidden="1" w:unhideWhenUsed="1"/>
-    <w:lsdException w:name="envelope return" w:semiHidden="1" w:unhideWhenUsed="1"/>
-    <w:lsdException w:name="footnote reference" w:semiHidden="1" w:unhideWhenUsed="1"/>
-    <w:lsdException w:name="annotation reference" w:semiHidden="1" w:unhideWhenUsed="1"/>
-    <w:lsdException w:name="line number" w:semiHidden="1" w:unhideWhenUsed="1"/>
-    <w:lsdException w:name="page number" w:semiHidden="1" w:unhideWhenUsed="1"/>
-    <w:lsdException w:name="endnote reference" w:semiHidden="1" w:unhideWhenUsed="1"/>
-    <w:lsdException w:name="endnote text" w:semiHidden="1" w:unhideWhenUsed="1"/>
-    <w:lsdException w:name="table of authorities" w:semiHidden="1" w:unhideWhenUsed="1"/>
-    <w:lsdException w:name="macro" w:semiHidden="1" w:unhideWhenUsed="1"/>
-    <w:lsdException w:name="toa heading" w:semiHidden="1" w:unhideWhenUsed="1"/>
-    <w:lsdException w:name="List" w:semiHidden="1" w:unhideWhenUsed="1"/>
-    <w:lsdException w:name="List Bullet" w:semiHidden="1" w:unhideWhenUsed="1"/>
-    <w:lsdException w:name="List Number" w:semiHidden="1" w:unhideWhenUsed="1"/>
-    <w:lsdException w:name="List 2" w:semiHidden="1" w:unhideWhenUsed="1"/>
-    <w:lsdException w:name="List 3" w:semiHidden="1" w:unhideWhenUsed="1"/>
-    <w:lsdException w:name="List 4" w:semiHidden="1" w:unhideWhenUsed="1"/>
-    <w:lsdException w:name="List 5" w:semiHidden="1" w:unhideWhenUsed="1"/>
-    <w:lsdException w:name="List Bullet 2" w:semiHidden="1" w:unhideWhenUsed="1"/>
-    <w:lsdException w:name="List Bullet 3" w:semiHidden="1" w:unhideWhenUsed="1"/>
-    <w:lsdException w:name="List Bullet 4" w:semiHidden="1" w:unhideWhenUsed="1"/>
-    <w:lsdException w:name="List Bullet 5" w:semiHidden="1" w:unhideWhenUsed="1"/>
-    <w:lsdException w:name="List Number 2" w:semiHidden="1" w:unhideWhenUsed="1"/>
-    <w:lsdException w:name="List Number 3" w:semiHidden="1" w:unhideWhenUsed="1"/>
-    <w:lsdException w:name="List Number 4" w:semiHidden="1" w:unhideWhenUsed="1"/>
-    <w:lsdException w:name="List Number 5" w:semiHidden="1" w:unhideWhenUsed="1"/>
-    <w:lsdException w:name="Title" w:uiPriority="10" w:qFormat="1"/>
-    <w:lsdException w:name="Closing" w:semiHidden="1" w:unhideWhenUsed="1"/>
-    <w:lsdException w:name="Signature" w:semiHidden="1" w:unhideWhenUsed="1"/>
-    <w:lsdException w:name="Default Paragraph Font" w:semiHidden="1" w:uiPriority="1" w:unhideWhenUsed="1"/>
-    <w:lsdException w:name="Body Text" w:semiHidden="1" w:unhideWhenUsed="1"/>
-    <w:lsdException w:name="Body Text Indent" w:semiHidden="1" w:unhideWhenUsed="1"/>
-    <w:lsdException w:name="List Continue" w:semiHidden="1" w:unhideWhenUsed="1"/>
-    <w:lsdException w:name="List Continue 2" w:semiHidden="1" w:unhideWhenUsed="1"/>
-    <w:lsdException w:name="List Continue 3" w:semiHidden="1" w:unhideWhenUsed="1"/>
-    <w:lsdException w:name="List Continue 4" w:semiHidden="1" w:unhideWhenUsed="1"/>
-    <w:lsdException w:name="List Continue 5" w:semiHidden="1" w:unhideWhenUsed="1"/>
-    <w:lsdException w:name="Message Header" w:semiHidden="1" w:unhideWhenUsed="1"/>
-    <w:lsdException w:name="Subtitle" w:uiPriority="11" w:qFormat="1"/>
-    <w:lsdException w:name="Salutation" w:semiHidden="1" w:unhideWhenUsed="1"/>
-    <w:lsdException w:name="Date" w:semiHidden="1" w:unhideWhenUsed="1"/>
-    <w:lsdException w:name="Body Text First Indent" w:semiHidden="1" w:unhideWhenUsed="1"/>
-    <w:lsdException w:name="Body Text First Indent 2" w:semiHidden="1" w:unhideWhenUsed="1"/>
-    <w:lsdException w:name="Note Heading" w:semiHidden="1" w:unhideWhenUsed="1"/>
-    <w:lsdException w:name="Body Text 2" w:semiHidden="1" w:unhideWhenUsed="1"/>
-    <w:lsdException w:name="Body Text 3" w:semiHidden="1" w:unhideWhenUsed="1"/>
-    <w:lsdException w:name="Body Text Indent 2" w:semiHidden="1" w:unhideWhenUsed="1"/>
-    <w:lsdException w:name="Body Text Indent 3" w:semiHidden="1" w:unhideWhenUsed="1"/>
-    <w:lsdException w:name="Block Text" w:semiHidden="1" w:unhideWhenUsed="1"/>
-    <w:lsdException w:name="Hyperlink" w:semiHidden="1" w:unhideWhenUsed="1"/>
-    <w:lsdException w:name="FollowedHyperlink" w:semiHidden="1" w:unhideWhenUsed="1"/>
-    <w:lsdException w:name="Strong" w:uiPriority="22" w:qFormat="1"/>
-    <w:lsdException w:name="Emphasis" w:uiPriority="20" w:qFormat="1"/>
-    <w:lsdException w:name="Document Map" w:semiHidden="1" w:unhideWhenUsed="1"/>
-    <w:lsdException w:name="Plain Text" w:semiHidden="1" w:unhideWhenUsed="1"/>
-    <w:lsdException w:name="E-mail Signature" w:semiHidden="1" w:unhideWhenUsed="1"/>
-    <w:lsdException w:name="HTML Top of Form" w:semiHidden="1" w:unhideWhenUsed="1"/>
-    <w:lsdException w:name="HTML Bottom of Form" w:semiHidden="1" w:unhideWhenUsed="1"/>
-    <w:lsdException w:name="Normal (Web)" w:semiHidden="1" w:unhideWhenUsed="1"/>
-    <w:lsdException w:name="HTML Acronym" w:semiHidden="1" w:unhideWhenUsed="1"/>
-    <w:lsdException w:name="HTML Address" w:semiHidden="1" w:unhideWhenUsed="1"/>
-    <w:lsdException w:name="HTML Cite" w:semiHidden="1" w:unhideWhenUsed="1"/>
-    <w:lsdException w:name="HTML Code" w:semiHidden="1" w:unhideWhenUsed="1"/>
-    <w:lsdException w:name="HTML Definition" w:semiHidden="1" w:unhideWhenUsed="1"/>
-    <w:lsdException w:name="HTML Keyboard" w:semiHidden="1" w:unhideWhenUsed="1"/>
-    <w:lsdException w:name="HTML Preformatted" w:semiHidden="1" w:unhideWhenUsed="1"/>
-    <w:lsdException w:name="HTML Sample" w:semiHidden="1" w:unhideWhenUsed="1"/>
-    <w:lsdException w:name="HTML Typewriter" w:semiHidden="1" w:unhideWhenUsed="1"/>
-    <w:lsdException w:name="HTML Variable" w:semiHidden="1" w:unhideWhenUsed="1"/>
-    <w:lsdException w:name="Normal Table" w:semiHidden="1" w:unhideWhenUsed="1"/>
-    <w:lsdException w:name="annotation subject" w:semiHidden="1" w:unhideWhenUsed="1"/>
-    <w:lsdException w:name="No List" w:semiHidden="1" w:unhideWhenUsed="1"/>
-    <w:lsdException w:name="Outline List 1" w:semiHidden="1" w:unhideWhenUsed="1"/>
-    <w:lsdException w:name="Outline List 2" w:semiHidden="1" w:unhideWhenUsed="1"/>
-    <w:lsdException w:name="Outline List 3" w:semiHidden="1" w:unhideWhenUsed="1"/>
-    <w:lsdException w:name="Table Simple 1" w:semiHidden="1" w:unhideWhenUsed="1"/>
-    <w:lsdException w:name="Table Simple 2" w:semiHidden="1" w:unhideWhenUsed="1"/>
-    <w:lsdException w:name="Table Simple 3" w:semiHidden="1" w:unhideWhenUsed="1"/>
-    <w:lsdException w:name="Table Classic 1" w:semiHidden="1" w:unhideWhenUsed="1"/>
-    <w:lsdException w:name="Table Classic 2" w:semiHidden="1" w:unhideWhenUsed="1"/>
-    <w:lsdException w:name="Table Classic 3" w:semiHidden="1" w:unhideWhenUsed="1"/>
-    <w:lsdException w:name="Table Classic 4" w:semiHidden="1" w:unhideWhenUsed="1"/>
-    <w:lsdException w:name="Table Colorful 1" w:semiHidden="1" w:unhideWhenUsed="1"/>
-    <w:lsdException w:name="Table Colorful 2" w:semiHidden="1" w:unhideWhenUsed="1"/>
-    <w:lsdException w:name="Table Colorful 3" w:semiHidden="1" w:unhideWhenUsed="1"/>
-    <w:lsdException w:name="Table Columns 1" w:semiHidden="1" w:unhideWhenUsed="1"/>
-    <w:lsdException w:name="Table Columns 2" w:semiHidden="1" w:unhideWhenUsed="1"/>
-    <w:lsdException w:name="Table Columns 3" w:semiHidden="1" w:unhideWhenUsed="1"/>
-    <w:lsdException w:name="Table Columns 4" w:semiHidden="1" w:unhideWhenUsed="1"/>
-    <w:lsdException w:name="Table Columns 5" w:semiHidden="1" w:unhideWhenUsed="1"/>
-    <w:lsdException w:name="Table Grid 1" w:semiHidden="1" w:unhideWhenUsed="1"/>
-    <w:lsdException w:name="Table Grid 2" w:semiHidden="1" w:unhideWhenUsed="1"/>
-    <w:lsdException w:name="Table Grid 3" w:semiHidden="1" w:unhideWhenUsed="1"/>
-    <w:lsdException w:name="Table Grid 4" w:semiHidden="1" w:unhideWhenUsed="1"/>
-    <w:lsdException w:name="Table Grid 5" w:semiHidden="1" w:unhideWhenUsed="1"/>
-    <w:lsdException w:name="Table Grid 6" w:semiHidden="1" w:unhideWhenUsed="1"/>
-    <w:lsdException w:name="Table Grid 7" w:semiHidden="1" w:unhideWhenUsed="1"/>
-    <w:lsdException w:name="Table Grid 8" w:semiHidden="1" w:unhideWhenUsed="1"/>
-    <w:lsdException w:name="Table List 1" w:semiHidden="1" w:unhideWhenUsed="1"/>
-    <w:lsdException w:name="Table List 2" w:semiHidden="1" w:unhideWhenUsed="1"/>
-    <w:lsdException w:name="Table List 3" w:semiHidden="1" w:unhideWhenUsed="1"/>
-    <w:lsdException w:name="Table List 4" w:semiHidden="1" w:unhideWhenUsed="1"/>
-    <w:lsdException w:name="Table List 5" w:semiHidden="1" w:unhideWhenUsed="1"/>
-    <w:lsdException w:name="Table List 6" w:semiHidden="1" w:unhideWhenUsed="1"/>
-    <w:lsdException w:name="Table List 7" w:semiHidden="1" w:unhideWhenUsed="1"/>
-    <w:lsdException w:name="Table List 8" w:semiHidden="1" w:unhideWhenUsed="1"/>
-    <w:lsdException w:name="Table 3D effects 1" w:semiHidden="1" w:unhideWhenUsed="1"/>
-    <w:lsdException w:name="Table 3D effects 2" w:semiHidden="1" w:unhideWhenUsed="1"/>
-    <w:lsdException w:name="Table 3D effects 3" w:semiHidden="1" w:unhideWhenUsed="1"/>
-    <w:lsdException w:name="Table Contemporary" w:semiHidden="1" w:unhideWhenUsed="1"/>
-    <w:lsdException w:name="Table Elegant" w:semiHidden="1" w:unhideWhenUsed="1"/>
-    <w:lsdException w:name="Table Professional" w:semiHidden="1" w:unhideWhenUsed="1"/>
-    <w:lsdException w:name="Table Subtle 1" w:semiHidden="1" w:unhideWhenUsed="1"/>
-    <w:lsdException w:name="Table Subtle 2" w:semiHidden="1" w:unhideWhenUsed="1"/>
-    <w:lsdException w:name="Table Web 1" w:semiHidden="1" w:unhideWhenUsed="1"/>
-    <w:lsdException w:name="Table Web 2" w:semiHidden="1" w:unhideWhenUsed="1"/>
-    <w:lsdException w:name="Table Web 3" w:semiHidden="1" w:unhideWhenUsed="1"/>
-    <w:lsdException w:name="Balloon Text" w:semiHidden="1" w:unhideWhenUsed="1"/>
-    <w:lsdException w:name="Table Grid" w:uiPriority="39"/>
-    <w:lsdException w:name="Table Theme" w:semiHidden="1" w:unhideWhenUsed="1"/>
-    <w:lsdException w:name="Placeholder Text" w:semiHidden="1"/>
-    <w:lsdException w:name="No Spacing" w:uiPriority="1" w:qFormat="1"/>
-    <w:lsdException w:name="Light Shading" w:uiPriority="60"/>
-    <w:lsdException w:name="Light List" w:uiPriority="61"/>
-    <w:lsdException w:name="Light Grid" w:uiPriority="62"/>
-    <w:lsdException w:name="Medium Shading 1" w:uiPriority="63"/>
-    <w:lsdException w:name="Medium Shading 2" w:uiPriority="64"/>
-    <w:lsdException w:name="Medium List 1" w:uiPriority="65"/>
-    <w:lsdException w:name="Medium List 2" w:uiPriority="66"/>
-    <w:lsdException w:name="Medium Grid 1" w:uiPriority="67"/>
-    <w:lsdException w:name="Medium Grid 2" w:uiPriority="68"/>
-    <w:lsdException w:name="Medium Grid 3" w:uiPriority="69"/>
-    <w:lsdException w:name="Dark List" w:uiPriority="70"/>
-    <w:lsdException w:name="Colorful Shading" w:uiPriority="71"/>
-    <w:lsdException w:name="Colorful List" w:uiPriority="72"/>
-    <w:lsdException w:name="Colorful Grid" w:uiPriority="73"/>
-    <w:lsdException w:name="Light Shading Accent 1" w:uiPriority="60"/>
-    <w:lsdException w:name="Light List Accent 1" w:uiPriority="61"/>
-    <w:lsdException w:name="Light Grid Accent 1" w:uiPriority="62"/>
-    <w:lsdException w:name="Medium Shading 1 Accent 1" w:uiPriority="63"/>
-    <w:lsdException w:name="Medium Shading 2 Accent 1" w:uiPriority="64"/>
-    <w:lsdException w:name="Medium List 1 Accent 1" w:uiPriority="65"/>
-    <w:lsdException w:name="Revision" w:semiHidden="1"/>
-    <w:lsdException w:name="List Paragraph" w:uiPriority="34" w:qFormat="1"/>
-    <w:lsdException w:name="Quote" w:uiPriority="29" w:qFormat="1"/>
-    <w:lsdException w:name="Intense Quote" w:uiPriority="30" w:qFormat="1"/>
-    <w:lsdException w:name="Medium List 2 Accent 1" w:uiPriority="66"/>
-    <w:lsdException w:name="Medium Grid 1 Accent 1" w:uiPriority="67"/>
-    <w:lsdException w:name="Medium Grid 2 Accent 1" w:uiPriority="68"/>
-    <w:lsdException w:name="Medium Grid 3 Accent 1" w:uiPriority="69"/>
-    <w:lsdException w:name="Dark List Accent 1" w:uiPriority="70"/>
-    <w:lsdException w:name="Colorful Shading Accent 1" w:uiPriority="71"/>
-    <w:lsdException w:name="Colorful List Accent 1" w:uiPriority="72"/>
-    <w:lsdException w:name="Colorful Grid Accent 1" w:uiPriority="73"/>
-    <w:lsdException w:name="Light Shading Accent 2" w:uiPriority="60"/>
-    <w:lsdException w:name="Light List Accent 2" w:uiPriority="61"/>
-    <w:lsdException w:name="Light Grid Accent 2" w:uiPriority="62"/>
-    <w:lsdException w:name="Medium Shading 1 Accent 2" w:uiPriority="63"/>
-    <w:lsdException w:name="Medium Shading 2 Accent 2" w:uiPriority="64"/>
-    <w:lsdException w:name="Medium List 1 Accent 2" w:uiPriority="65"/>
-    <w:lsdException w:name="Medium List 2 Accent 2" w:uiPriority="66"/>
-    <w:lsdException w:name="Medium Grid 1 Accent 2" w:uiPriority="67"/>
-    <w:lsdException w:name="Medium Grid 2 Accent 2" w:uiPriority="68"/>
-    <w:lsdException w:name="Medium Grid 3 Accent 2" w:uiPriority="69"/>
-    <w:lsdException w:name="Dark List Accent 2" w:uiPriority="70"/>
-    <w:lsdException w:name="Colorful Shading Accent 2" w:uiPriority="71"/>
-    <w:lsdException w:name="Colorful List Accent 2" w:uiPriority="72"/>
-    <w:lsdException w:name="Colorful Grid Accent 2" w:uiPriority="73"/>
-    <w:lsdException w:name="Light Shading Accent 3" w:uiPriority="60"/>
-    <w:lsdException w:name="Light List Accent 3" w:uiPriority="61"/>
-    <w:lsdException w:name="Light Grid Accent 3" w:uiPriority="62"/>
-    <w:lsdException w:name="Medium Shading 1 Accent 3" w:uiPriority="63"/>
-    <w:lsdException w:name="Medium Shading 2 Accent 3" w:uiPriority="64"/>
-    <w:lsdException w:name="Medium List 1 Accent 3" w:uiPriority="65"/>
-    <w:lsdException w:name="Medium List 2 Accent 3" w:uiPriority="66"/>
-    <w:lsdException w:name="Medium Grid 1 Accent 3" w:uiPriority="67"/>
-    <w:lsdException w:name="Medium Grid 2 Accent 3" w:uiPriority="68"/>
-    <w:lsdException w:name="Medium Grid 3 Accent 3" w:uiPriority="69"/>
-    <w:lsdException w:name="Dark List Accent 3" w:uiPriority="70"/>
-    <w:lsdException w:name="Colorful Shading Accent 3" w:uiPriority="71"/>
-    <w:lsdException w:name="Colorful List Accent 3" w:uiPriority="72"/>
-    <w:lsdException w:name="Colorful Grid Accent 3" w:uiPriority="73"/>
-    <w:lsdException w:name="Light Shading Accent 4" w:uiPriority="60"/>
-    <w:lsdException w:name="Light List Accent 4" w:uiPriority="61"/>
-    <w:lsdException w:name="Light Grid Accent 4" w:uiPriority="62"/>
-    <w:lsdException w:name="Medium Shading 1 Accent 4" w:uiPriority="63"/>
-    <w:lsdException w:name="Medium Shading 2 Accent 4" w:uiPriority="64"/>
-    <w:lsdException w:name="Medium List 1 Accent 4" w:uiPriority="65"/>
-    <w:lsdException w:name="Medium List 2 Accent 4" w:uiPriority="66"/>
-    <w:lsdException w:name="Medium Grid 1 Accent 4" w:uiPriority="67"/>
-    <w:lsdException w:name="Medium Grid 2 Accent 4" w:uiPriority="68"/>
-    <w:lsdException w:name="Medium Grid 3 Accent 4" w:uiPriority="69"/>
-    <w:lsdException w:name="Dark List Accent 4" w:uiPriority="70"/>
-    <w:lsdException w:name="Colorful Shading Accent 4" w:uiPriority="71"/>
-    <w:lsdException w:name="Colorful List Accent 4" w:uiPriority="72"/>
-    <w:lsdException w:name="Colorful Grid Accent 4" w:uiPriority="73"/>
-    <w:lsdException w:name="Light Shading Accent 5" w:uiPriority="60"/>
-    <w:lsdException w:name="Light List Accent 5" w:uiPriority="61"/>
-    <w:lsdException w:name="Light Grid Accent 5" w:uiPriority="62"/>
-    <w:lsdException w:name="Medium Shading 1 Accent 5" w:uiPriority="63"/>
-    <w:lsdException w:name="Medium Shading 2 Accent 5" w:uiPriority="64"/>
-    <w:lsdException w:name="Medium List 1 Accent 5" w:uiPriority="65"/>
-    <w:lsdException w:name="Medium List 2 Accent 5" w:uiPriority="66"/>
-    <w:lsdException w:name="Medium Grid 1 Accent 5" w:uiPriority="67"/>
-    <w:lsdException w:name="Medium Grid 2 Accent 5" w:uiPriority="68"/>
-    <w:lsdException w:name="Medium Grid 3 Accent 5" w:uiPriority="69"/>
-    <w:lsdException w:name="Dark List Accent 5" w:uiPriority="70"/>
-    <w:lsdException w:name="Colorful Shading Accent 5" w:uiPriority="71"/>
-    <w:lsdException w:name="Colorful List Accent 5" w:uiPriority="72"/>
-    <w:lsdException w:name="Colorful Grid Accent 5" w:uiPriority="73"/>
-    <w:lsdException w:name="Light Shading Accent 6" w:uiPriority="60"/>
-    <w:lsdException w:name="Light List Accent 6" w:uiPriority="61"/>
-    <w:lsdException w:name="Light Grid Accent 6" w:uiPriority="62"/>
-    <w:lsdException w:name="Medium Shading 1 Accent 6" w:uiPriority="63"/>
-    <w:lsdException w:name="Medium Shading 2 Accent 6" w:uiPriority="64"/>
-    <w:lsdException w:name="Medium List 1 Accent 6" w:uiPriority="65"/>
-    <w:lsdException w:name="Medium List 2 Accent 6" w:uiPriority="66"/>
-    <w:lsdException w:name="Medium Grid 1 Accent 6" w:uiPriority="67"/>
-    <w:lsdException w:name="Medium Grid 2 Accent 6" w:uiPriority="68"/>
-    <w:lsdException w:name="Medium Grid 3 Accent 6" w:uiPriority="69"/>
-    <w:lsdException w:name="Dark List Accent 6" w:uiPriority="70"/>
-    <w:lsdException w:name="Colorful Shading Accent 6" w:uiPriority="71"/>
-    <w:lsdException w:name="Colorful List Accent 6" w:uiPriority="72"/>
-    <w:lsdException w:name="Colorful Grid Accent 6" w:uiPriority="73"/>
-    <w:lsdException w:name="Subtle Emphasis" w:uiPriority="19" w:qFormat="1"/>
-    <w:lsdException w:name="Intense Emphasis" w:uiPriority="21" w:qFormat="1"/>
-    <w:lsdException w:name="Subtle Reference" w:uiPriority="31" w:qFormat="1"/>
-    <w:lsdException w:name="Intense Reference" w:uiPriority="32" w:qFormat="1"/>
-    <w:lsdException w:name="Book Title" w:uiPriority="33" w:qFormat="1"/>
-    <w:lsdException w:name="Bibliography" w:semiHidden="1" w:uiPriority="37" w:unhideWhenUsed="1"/>
-    <w:lsdException w:name="TOC Heading" w:semiHidden="1" w:uiPriority="39" w:unhideWhenUsed="1" w:qFormat="1"/>
-    <w:lsdException w:name="Plain Table 1" w:uiPriority="41"/>
-    <w:lsdException w:name="Plain Table 2" w:uiPriority="42"/>
-    <w:lsdException w:name="Plain Table 3" w:uiPriority="43"/>
-    <w:lsdException w:name="Plain Table 4" w:uiPriority="44"/>
-    <w:lsdException w:name="Plain Table 5" w:uiPriority="45"/>
-    <w:lsdException w:name="Grid Table Light" w:uiPriority="40"/>
-    <w:lsdException w:name="Grid Table 1 Light" w:uiPriority="46"/>
-    <w:lsdException w:name="Grid Table 2" w:uiPriority="47"/>
-    <w:lsdException w:name="Grid Table 3" w:uiPriority="48"/>
-    <w:lsdException w:name="Grid Table 4" w:uiPriority="49"/>
-    <w:lsdException w:name="Grid Table 5 Dark" w:uiPriority="50"/>
-    <w:lsdException w:name="Grid Table 6 Colorful" w:uiPriority="51"/>
-    <w:lsdException w:name="Grid Table 7 Colorful" w:uiPriority="52"/>
-    <w:lsdException w:name="Grid Table 1 Light Accent 1" w:uiPriority="46"/>
-    <w:lsdException w:name="Grid Table 2 Accent 1" w:uiPriority="47"/>
-    <w:lsdException w:name="Grid Table 3 Accent 1" w:uiPriority="48"/>
-    <w:lsdException w:name="Grid Table 4 Accent 1" w:uiPriority="49"/>
-    <w:lsdException w:name="Grid Table 5 Dark Accent 1" w:uiPriority="50"/>
-    <w:lsdException w:name="Grid Table 6 Colorful Accent 1" w:uiPriority="51"/>
-    <w:lsdException w:name="Grid Table 7 Colorful Accent 1" w:uiPriority="52"/>
-    <w:lsdException w:name="Grid Table 1 Light Accent 2" w:uiPriority="46"/>
-    <w:lsdException w:name="Grid Table 2 Accent 2" w:uiPriority="47"/>
-    <w:lsdException w:name="Grid Table 3 Accent 2" w:uiPriority="48"/>
-    <w:lsdException w:name="Grid Table 4 Accent 2" w:uiPriority="49"/>
-    <w:lsdException w:name="Grid Table 5 Dark Accent 2" w:uiPriority="50"/>
-    <w:lsdException w:name="Grid Table 6 Colorful Accent 2" w:uiPriority="51"/>
-    <w:lsdException w:name="Grid Table 7 Colorful Accent 2" w:uiPriority="52"/>
-    <w:lsdException w:name="Grid Table 1 Light Accent 3" w:uiPriority="46"/>
-    <w:lsdException w:name="Grid Table 2 Accent 3" w:uiPriority="47"/>
-    <w:lsdException w:name="Grid Table 3 Accent 3" w:uiPriority="48"/>
-    <w:lsdException w:name="Grid Table 4 Accent 3" w:uiPriority="49"/>
-    <w:lsdException w:name="Grid Table 5 Dark Accent 3" w:uiPriority="50"/>
-    <w:lsdException w:name="Grid Table 6 Colorful Accent 3" w:uiPriority="51"/>
-    <w:lsdException w:name="Grid Table 7 Colorful Accent 3" w:uiPriority="52"/>
-    <w:lsdException w:name="Grid Table 1 Light Accent 4" w:uiPriority="46"/>
-    <w:lsdException w:name="Grid Table 2 Accent 4" w:uiPriority="47"/>
-    <w:lsdException w:name="Grid Table 3 Accent 4" w:uiPriority="48"/>
-    <w:lsdException w:name="Grid Table 4 Accent 4" w:uiPriority="49"/>
-    <w:lsdException w:name="Grid Table 5 Dark Accent 4" w:uiPriority="50"/>
-    <w:lsdException w:name="Grid Table 6 Colorful Accent 4" w:uiPriority="51"/>
-    <w:lsdException w:name="Grid Table 7 Colorful Accent 4" w:uiPriority="52"/>
-    <w:lsdException w:name="Grid Table 1 Light Accent 5" w:uiPriority="46"/>
-    <w:lsdException w:name="Grid Table 2 Accent 5" w:uiPriority="47"/>
-    <w:lsdException w:name="Grid Table 3 Accent 5" w:uiPriority="48"/>
-    <w:lsdException w:name="Grid Table 4 Accent 5" w:uiPriority="49"/>
-    <w:lsdException w:name="Grid Table 5 Dark Accent 5" w:uiPriority="50"/>
-    <w:lsdException w:name="Grid Table 6 Colorful Accent 5" w:uiPriority="51"/>
-    <w:lsdException w:name="Grid Table 7 Colorful Accent 5" w:uiPriority="52"/>
-    <w:lsdException w:name="Grid Table 1 Light Accent 6" w:uiPriority="46"/>
-    <w:lsdException w:name="Grid Table 2 Accent 6" w:uiPriority="47"/>
-    <w:lsdException w:name="Grid Table 3 Accent 6" w:uiPriority="48"/>
-    <w:lsdException w:name="Grid Table 4 Accent 6" w:uiPriority="49"/>
-    <w:lsdException w:name="Grid Table 5 Dark Accent 6" w:uiPriority="50"/>
-    <w:lsdException w:name="Grid Table 6 Colorful Accent 6" w:uiPriority="51"/>
-    <w:lsdException w:name="Grid Table 7 Colorful Accent 6" w:uiPriority="52"/>
-    <w:lsdException w:name="List Table 1 Light" w:uiPriority="46"/>
-    <w:lsdException w:name="List Table 2" w:uiPriority="47"/>
-    <w:lsdException w:name="List Table 3" w:uiPriority="48"/>
-    <w:lsdException w:name="List Table 4" w:uiPriority="49"/>
-    <w:lsdException w:name="List Table 5 Dark" w:uiPriority="50"/>
-    <w:lsdException w:name="List Table 6 Colorful" w:uiPriority="51"/>
-    <w:lsdException w:name="List Table 7 Colorful" w:uiPriority="52"/>
-    <w:lsdException w:name="List Table 1 Light Accent 1" w:uiPriority="46"/>
-    <w:lsdException w:name="List Table 2 Accent 1" w:uiPriority="47"/>
-    <w:lsdException w:name="List Table 3 Accent 1" w:uiPriority="48"/>
-    <w:lsdException w:name="List Table 4 Accent 1" w:uiPriority="49"/>
-    <w:lsdException w:name="List Table 5 Dark Accent 1" w:uiPriority="50"/>
-    <w:lsdException w:name="List Table 6 Colorful Accent 1" w:uiPriority="51"/>
-    <w:lsdException w:name="List Table 7 Colorful Accent 1" w:uiPriority="52"/>
-    <w:lsdException w:name="List Table 1 Light Accent 2" w:uiPriority="46"/>
-    <w:lsdException w:name="List Table 2 Accent 2" w:uiPriority="47"/>
-    <w:lsdException w:name="List Table 3 Accent 2" w:uiPriority="48"/>
-    <w:lsdException w:name="List Table 4 Accent 2" w:uiPriority="49"/>
-    <w:lsdException w:name="List Table 5 Dark Accent 2" w:uiPriority="50"/>
-    <w:lsdException w:name="List Table 6 Colorful Accent 2" w:uiPriority="51"/>
-    <w:lsdException w:name="List Table 7 Colorful Accent 2" w:uiPriority="52"/>
-    <w:lsdException w:name="List Table 1 Light Accent 3" w:uiPriority="46"/>
-    <w:lsdException w:name="List Table 2 Accent 3" w:uiPriority="47"/>
-    <w:lsdException w:name="List Table 3 Accent 3" w:uiPriority="48"/>
-    <w:lsdException w:name="List Table 4 Accent 3" w:uiPriority="49"/>
-    <w:lsdException w:name="List Table 5 Dark Accent 3" w:uiPriority="50"/>
-    <w:lsdException w:name="List Table 6 Colorful Accent 3" w:uiPriority="51"/>
-    <w:lsdException w:name="List Table 7 Colorful Accent 3" w:uiPriority="52"/>
-    <w:lsdException w:name="List Table 1 Light Accent 4" w:uiPriority="46"/>
-    <w:lsdException w:name="List Table 2 Accent 4" w:uiPriority="47"/>
-    <w:lsdException w:name="List Table 3 Accent 4" w:uiPriority="48"/>
-    <w:lsdException w:name="List Table 4 Accent 4" w:uiPriority="49"/>
-    <w:lsdException w:name="List Table 5 Dark Accent 4" w:uiPriority="50"/>
-    <w:lsdException w:name="List Table 6 Colorful Accent 4" w:uiPriority="51"/>
-    <w:lsdException w:name="List Table 7 Colorful Accent 4" w:uiPriority="52"/>
-    <w:lsdException w:name="List Table 1 Light Accent 5" w:uiPriority="46"/>
-    <w:lsdException w:name="List Table 2 Accent 5" w:uiPriority="47"/>
-    <w:lsdException w:name="List Table 3 Accent 5" w:uiPriority="48"/>
-    <w:lsdException w:name="List Table 4 Accent 5" w:uiPriority="49"/>
-    <w:lsdException w:name="List Table 5 Dark Accent 5" w:uiPriority="50"/>
-    <w:lsdException w:name="List Table 6 Colorful Accent 5" w:uiPriority="51"/>
-    <w:lsdException w:name="List Table 7 Colorful Accent 5" w:uiPriority="52"/>
-    <w:lsdException w:name="List Table 1 Light Accent 6" w:uiPriority="46"/>
-    <w:lsdException w:name="List Table 2 Accent 6" w:uiPriority="47"/>
-    <w:lsdException w:name="List Table 3 Accent 6" w:uiPriority="48"/>
-    <w:lsdException w:name="List Table 4 Accent 6" w:uiPriority="49"/>
-    <w:lsdException w:name="List Table 5 Dark Accent 6" w:uiPriority="50"/>
-    <w:lsdException w:name="List Table 6 Colorful Accent 6" w:uiPriority="51"/>
-    <w:lsdException w:name="List Table 7 Colorful Accent 6" w:uiPriority="52"/>
-    <w:lsdException w:name="Mention" w:semiHidden="1" w:unhideWhenUsed="1"/>
-    <w:lsdException w:name="Smart Hyperlink" w:semiHidden="1" w:unhideWhenUsed="1"/>
-    <w:lsdException w:name="Hashtag" w:semiHidden="1" w:unhideWhenUsed="1"/>
-    <w:lsdException w:name="Unresolved Mention" w:semiHidden="1" w:unhideWhenUsed="1"/>
-    <w:lsdException w:name="Smart Link" w:semiHidden="1" w:unhideWhenUsed="1"/>
-  </w:latentStyles>
-  <w:style w:type="paragraph" w:default="1" w:styleId="a">
-    <w:name w:val="Normal"/>
-    <w:qFormat/>
-    <w:pPr>
-      <w:bidi/>
-    </w:pPr>
-  </w:style>
-  <w:style w:type="character" w:default="1" w:styleId="a0">
-    <w:name w:val="Default Paragraph Font"/>
-    <w:uiPriority w:val="1"/>
-    <w:semiHidden/>
-    <w:unhideWhenUsed/>
-  </w:style>
-  <w:style w:type="table" w:default="1" w:styleId="a1">
-    <w:name w:val="Normal Table"/>
-    <w:uiPriority w:val="99"/>
-    <w:semiHidden/>
-    <w:unhideWhenUsed/>
-    <w:tblPr>
-      <w:tblInd w:w="0" w:type="dxa"/>
-      <w:tblCellMar>
-        <w:top w:w="0" w:type="dxa"/>
-        <w:left w:w="108" w:type="dxa"/>
-        <w:bottom w:w="0" w:type="dxa"/>
-        <w:right w:w="108" w:type="dxa"/>
-      </w:tblCellMar>
-    </w:tblPr>
-  </w:style>
-  <w:style w:type="numbering" w:default="1" w:styleId="a2">
-    <w:name w:val="No List"/>
-    <w:uiPriority w:val="99"/>
-    <w:semiHidden/>
-    <w:unhideWhenUsed/>
-  </w:style>
-  <w:style w:type="character" w:styleId="a3">
-    <w:name w:val="Placeholder Text"/>
-    <w:basedOn w:val="a0"/>
-    <w:uiPriority w:val="99"/>
-    <w:semiHidden/>
-    <w:rsid w:val="008A33B3"/>
-    <w:rPr>
-      <w:color w:val="808080"/>
-    </w:rPr>
-  </w:style>
-  <w:style w:type="paragraph" w:customStyle="1" w:styleId="30C69BAE7DC0498E840174C1685720B5">
-    <w:name w:val="30C69BAE7DC0498E840174C1685720B5"/>
-    <w:rsid w:val="008A33B3"/>
-    <w:pPr>
-      <w:bidi/>
-      <w:spacing w:line="278" w:lineRule="auto"/>
-    </w:pPr>
-    <w:rPr>
-      <w:kern w:val="2"/>
-      <w:sz w:val="24"/>
-      <w:szCs w:val="24"/>
-      <w14:ligatures w14:val="standardContextual"/>
-    </w:rPr>
-  </w:style>
-</w:styles>
-</file>
-
-<file path=word/glossary/webSettings.xml><?xml version="1.0" encoding="utf-8"?>
-<w:webSettings xmlns:mc="http://schemas.openxmlformats.org/markup-compatibility/2006" xmlns:r="http://schemas.openxmlformats.org/officeDocument/2006/relationships" xmlns:w="http://schemas.openxmlformats.org/wordprocessingml/2006/main" xmlns:w14="http://schemas.microsoft.com/office/word/2010/wordml" xmlns:w15="http://schemas.microsoft.com/office/word/2012/wordml" xmlns:w16cex="http://schemas.microsoft.com/office/word/2018/wordml/cex" xmlns:w16cid="http://schemas.microsoft.com/office/word/2016/wordml/cid" xmlns:w16="http://schemas.microsoft.com/office/word/2018/wordml" xmlns:w16du="http://schemas.microsoft.com/office/word/2023/wordml/word16du" xmlns:w16sdtdh="http://schemas.microsoft.com/office/word/2020/wordml/sdtdatahash" xmlns:w16se="http://schemas.microsoft.com/office/word/2015/wordml/symex" mc:Ignorable="w14 w15 w16se w16cid w16 w16cex w16sdtdh w16du">
-  <w:optimizeForBrowser/>
-  <w:allowPNG/>
-</w:webSettings>
 </file>
 
 <file path=word/theme/theme1.xml><?xml version="1.0" encoding="utf-8"?>
